--- a/docs/task.docx
+++ b/docs/task.docx
@@ -1,6 +1,6 @@
 
 <file path=word/document.xml><?xml version="1.0" encoding="utf-8"?>
-<w:document xmlns:wpc="http://schemas.microsoft.com/office/word/2010/wordprocessingCanvas" xmlns:cx="http://schemas.microsoft.com/office/drawing/2014/chartex" xmlns:cx1="http://schemas.microsoft.com/office/drawing/2015/9/8/chartex" xmlns:mc="http://schemas.openxmlformats.org/markup-compatibility/2006" xmlns:o="urn:schemas-microsoft-com:office:office" xmlns:r="http://schemas.openxmlformats.org/officeDocument/2006/relationships" xmlns:m="http://schemas.openxmlformats.org/officeDocument/2006/math" xmlns:v="urn:schemas-microsoft-com:vml" xmlns:wp14="http://schemas.microsoft.com/office/word/2010/wordprocessingDrawing" xmlns:wp="http://schemas.openxmlformats.org/drawingml/2006/wordprocessingDrawing" xmlns:w10="urn:schemas-microsoft-com:office:word" xmlns:w="http://schemas.openxmlformats.org/wordprocessingml/2006/main" xmlns:w14="http://schemas.microsoft.com/office/word/2010/wordml" xmlns:w15="http://schemas.microsoft.com/office/word/2012/wordml" xmlns:w16se="http://schemas.microsoft.com/office/word/2015/wordml/symex" xmlns:wpg="http://schemas.microsoft.com/office/word/2010/wordprocessingGroup" xmlns:wpi="http://schemas.microsoft.com/office/word/2010/wordprocessingInk" xmlns:wne="http://schemas.microsoft.com/office/word/2006/wordml" xmlns:wps="http://schemas.microsoft.com/office/word/2010/wordprocessingShape" mc:Ignorable="w14 w15 w16se wp14">
+<w:document xmlns:wpc="http://schemas.microsoft.com/office/word/2010/wordprocessingCanvas" xmlns:mo="http://schemas.microsoft.com/office/mac/office/2008/main" xmlns:mc="http://schemas.openxmlformats.org/markup-compatibility/2006" xmlns:mv="urn:schemas-microsoft-com:mac:vml" xmlns:o="urn:schemas-microsoft-com:office:office" xmlns:r="http://schemas.openxmlformats.org/officeDocument/2006/relationships" xmlns:m="http://schemas.openxmlformats.org/officeDocument/2006/math" xmlns:v="urn:schemas-microsoft-com:vml" xmlns:wp14="http://schemas.microsoft.com/office/word/2010/wordprocessingDrawing" xmlns:wp="http://schemas.openxmlformats.org/drawingml/2006/wordprocessingDrawing" xmlns:w10="urn:schemas-microsoft-com:office:word" xmlns:w="http://schemas.openxmlformats.org/wordprocessingml/2006/main" xmlns:w14="http://schemas.microsoft.com/office/word/2010/wordml" xmlns:w15="http://schemas.microsoft.com/office/word/2012/wordml" xmlns:wpg="http://schemas.microsoft.com/office/word/2010/wordprocessingGroup" xmlns:wpi="http://schemas.microsoft.com/office/word/2010/wordprocessingInk" xmlns:wne="http://schemas.microsoft.com/office/word/2006/wordml" xmlns:wps="http://schemas.microsoft.com/office/word/2010/wordprocessingShape" mc:Ignorable="w14 w15 wp14">
   <w:body>
     <w:p>
       <w:pPr>
@@ -144,17 +144,17 @@
           <w:insideH w:val="single" w:sz="8" w:space="0" w:color="auto"/>
           <w:insideV w:val="single" w:sz="8" w:space="0" w:color="auto"/>
         </w:tblBorders>
-        <w:tblLook w:val="0000" w:firstRow="0" w:lastRow="0" w:firstColumn="0" w:lastColumn="0" w:noHBand="0" w:noVBand="0"/>
+        <w:tblLook w:val="04A0" w:firstRow="1" w:lastRow="0" w:firstColumn="1" w:lastColumn="0" w:noHBand="0" w:noVBand="1"/>
       </w:tblPr>
       <w:tblGrid>
-        <w:gridCol w:w="1582"/>
+        <w:gridCol w:w="1577"/>
         <w:gridCol w:w="176"/>
-        <w:gridCol w:w="2099"/>
-        <w:gridCol w:w="1058"/>
+        <w:gridCol w:w="2100"/>
+        <w:gridCol w:w="1060"/>
         <w:gridCol w:w="720"/>
-        <w:gridCol w:w="1237"/>
-        <w:gridCol w:w="1058"/>
-        <w:gridCol w:w="1251"/>
+        <w:gridCol w:w="1233"/>
+        <w:gridCol w:w="1056"/>
+        <w:gridCol w:w="1259"/>
       </w:tblGrid>
       <w:tr>
         <w:trPr>
@@ -163,7 +163,7 @@
         </w:trPr>
         <w:tc>
           <w:tcPr>
-            <w:tcW w:w="1582" w:type="dxa"/>
+            <w:tcW w:w="1620" w:type="dxa"/>
             <w:vAlign w:val="center"/>
           </w:tcPr>
           <w:p>
@@ -180,7 +180,25 @@
         </w:tc>
         <w:tc>
           <w:tcPr>
-            <w:tcW w:w="2275" w:type="dxa"/>
+            <w:tcW w:w="3420" w:type="dxa"/>
+            <w:gridSpan w:val="3"/>
+            <w:vAlign w:val="center"/>
+          </w:tcPr>
+          <w:p>
+            <w:pPr>
+              <w:jc w:val="center"/>
+            </w:pPr>
+            <w:r>
+              <w:rPr>
+                <w:rFonts w:hint="eastAsia"/>
+              </w:rPr>
+              <w:t>计算机学院（国家示范性软件学院）</w:t>
+            </w:r>
+          </w:p>
+        </w:tc>
+        <w:tc>
+          <w:tcPr>
+            <w:tcW w:w="1980" w:type="dxa"/>
             <w:gridSpan w:val="2"/>
             <w:vAlign w:val="center"/>
           </w:tcPr>
@@ -192,31 +210,13 @@
               <w:rPr>
                 <w:rFonts w:hint="eastAsia"/>
               </w:rPr>
-              <w:t>信息与通信工程学院</w:t>
+              <w:t>专业</w:t>
             </w:r>
           </w:p>
         </w:tc>
         <w:tc>
           <w:tcPr>
-            <w:tcW w:w="1058" w:type="dxa"/>
-            <w:vAlign w:val="center"/>
-          </w:tcPr>
-          <w:p>
-            <w:pPr>
-              <w:ind w:left="17"/>
-              <w:jc w:val="center"/>
-            </w:pPr>
-            <w:r>
-              <w:rPr>
-                <w:rFonts w:hint="eastAsia"/>
-              </w:rPr>
-              <w:t>专业</w:t>
-            </w:r>
-          </w:p>
-        </w:tc>
-        <w:tc>
-          <w:tcPr>
-            <w:tcW w:w="1957" w:type="dxa"/>
+            <w:tcW w:w="2161" w:type="dxa"/>
             <w:gridSpan w:val="2"/>
             <w:vAlign w:val="center"/>
           </w:tcPr>
@@ -228,41 +228,7 @@
               <w:rPr>
                 <w:rFonts w:hint="eastAsia"/>
               </w:rPr>
-              <w:t>通信工程</w:t>
-            </w:r>
-          </w:p>
-        </w:tc>
-        <w:tc>
-          <w:tcPr>
-            <w:tcW w:w="1058" w:type="dxa"/>
-            <w:vAlign w:val="center"/>
-          </w:tcPr>
-          <w:p>
-            <w:pPr>
-              <w:jc w:val="center"/>
-            </w:pPr>
-            <w:r>
-              <w:rPr>
-                <w:rFonts w:hint="eastAsia"/>
-              </w:rPr>
-              <w:t>班级</w:t>
-            </w:r>
-          </w:p>
-        </w:tc>
-        <w:tc>
-          <w:tcPr>
-            <w:tcW w:w="1251" w:type="dxa"/>
-            <w:vAlign w:val="center"/>
-          </w:tcPr>
-          <w:p>
-            <w:pPr>
-              <w:jc w:val="center"/>
-            </w:pPr>
-            <w:r>
-              <w:rPr>
-                <w:rFonts w:hint="eastAsia"/>
-              </w:rPr>
-              <w:t>2014211199</w:t>
+              <w:t>计算机科学与技术</w:t>
             </w:r>
           </w:p>
         </w:tc>
@@ -270,7 +236,7 @@
       <w:tr>
         <w:tc>
           <w:tcPr>
-            <w:tcW w:w="1582" w:type="dxa"/>
+            <w:tcW w:w="1620" w:type="dxa"/>
             <w:vAlign w:val="center"/>
           </w:tcPr>
           <w:p>
@@ -278,7 +244,6 @@
               <w:spacing w:line="360" w:lineRule="auto"/>
               <w:jc w:val="center"/>
             </w:pPr>
-            <w:bookmarkStart w:id="1" w:name="_GoBack"/>
             <w:r>
               <w:rPr>
                 <w:rFonts w:hint="eastAsia"/>
@@ -289,7 +254,7 @@
         </w:tc>
         <w:tc>
           <w:tcPr>
-            <w:tcW w:w="2275" w:type="dxa"/>
+            <w:tcW w:w="2340" w:type="dxa"/>
             <w:gridSpan w:val="2"/>
             <w:vAlign w:val="center"/>
           </w:tcPr>
@@ -302,13 +267,13 @@
               <w:rPr>
                 <w:rFonts w:hint="eastAsia"/>
               </w:rPr>
-              <w:t>猜猜</w:t>
+              <w:t>宋健</w:t>
             </w:r>
           </w:p>
         </w:tc>
         <w:tc>
           <w:tcPr>
-            <w:tcW w:w="1058" w:type="dxa"/>
+            <w:tcW w:w="1080" w:type="dxa"/>
             <w:vAlign w:val="center"/>
           </w:tcPr>
           <w:p>
@@ -326,30 +291,26 @@
         </w:tc>
         <w:tc>
           <w:tcPr>
-            <w:tcW w:w="1957" w:type="dxa"/>
+            <w:tcW w:w="1980" w:type="dxa"/>
             <w:gridSpan w:val="2"/>
             <w:vAlign w:val="center"/>
           </w:tcPr>
           <w:p>
             <w:pPr>
               <w:spacing w:line="360" w:lineRule="auto"/>
-              <w:ind w:left="30"/>
               <w:jc w:val="center"/>
             </w:pPr>
             <w:r>
               <w:rPr>
                 <w:rFonts w:hint="eastAsia"/>
               </w:rPr>
-              <w:t>2014210</w:t>
-            </w:r>
-            <w:r>
-              <w:t>999</w:t>
+              <w:t>2022212702</w:t>
             </w:r>
           </w:p>
         </w:tc>
         <w:tc>
           <w:tcPr>
-            <w:tcW w:w="1058" w:type="dxa"/>
+            <w:tcW w:w="1080" w:type="dxa"/>
             <w:vAlign w:val="center"/>
           </w:tcPr>
           <w:p>
@@ -361,13 +322,13 @@
               <w:rPr>
                 <w:rFonts w:hint="eastAsia"/>
               </w:rPr>
-              <w:t>班内序号</w:t>
+              <w:t>班级</w:t>
             </w:r>
           </w:p>
         </w:tc>
         <w:tc>
           <w:tcPr>
-            <w:tcW w:w="1251" w:type="dxa"/>
+            <w:tcW w:w="1081" w:type="dxa"/>
             <w:vAlign w:val="center"/>
           </w:tcPr>
           <w:p>
@@ -376,16 +337,18 @@
               <w:jc w:val="center"/>
             </w:pPr>
             <w:r>
-              <w:t>99</w:t>
+              <w:rPr>
+                <w:rFonts w:hint="eastAsia"/>
+              </w:rPr>
+              <w:t>2022211305</w:t>
             </w:r>
           </w:p>
         </w:tc>
       </w:tr>
-      <w:bookmarkEnd w:id="1"/>
       <w:tr>
         <w:tc>
           <w:tcPr>
-            <w:tcW w:w="1582" w:type="dxa"/>
+            <w:tcW w:w="1620" w:type="dxa"/>
             <w:vAlign w:val="center"/>
           </w:tcPr>
           <w:p>
@@ -403,7 +366,7 @@
         </w:tc>
         <w:tc>
           <w:tcPr>
-            <w:tcW w:w="2275" w:type="dxa"/>
+            <w:tcW w:w="2340" w:type="dxa"/>
             <w:gridSpan w:val="2"/>
             <w:vAlign w:val="center"/>
           </w:tcPr>
@@ -411,18 +374,22 @@
             <w:pPr>
               <w:spacing w:line="360" w:lineRule="auto"/>
               <w:jc w:val="center"/>
-            </w:pPr>
-            <w:r>
-              <w:rPr>
-                <w:rFonts w:hint="eastAsia"/>
-              </w:rPr>
-              <w:t>猜猜</w:t>
+              <w:rPr>
+                <w:lang w:eastAsia="zh-Hans"/>
+              </w:rPr>
+            </w:pPr>
+            <w:r>
+              <w:rPr>
+                <w:rFonts w:hint="eastAsia"/>
+                <w:lang w:eastAsia="zh-Hans"/>
+              </w:rPr>
+              <w:t>金大海</w:t>
             </w:r>
           </w:p>
         </w:tc>
         <w:tc>
           <w:tcPr>
-            <w:tcW w:w="1058" w:type="dxa"/>
+            <w:tcW w:w="1080" w:type="dxa"/>
             <w:vAlign w:val="center"/>
           </w:tcPr>
           <w:p>
@@ -444,26 +411,30 @@
         </w:tc>
         <w:tc>
           <w:tcPr>
-            <w:tcW w:w="1957" w:type="dxa"/>
+            <w:tcW w:w="1980" w:type="dxa"/>
             <w:gridSpan w:val="2"/>
             <w:vAlign w:val="center"/>
           </w:tcPr>
           <w:p>
             <w:pPr>
-              <w:spacing w:line="240" w:lineRule="exact"/>
+              <w:spacing w:line="360" w:lineRule="auto"/>
               <w:jc w:val="center"/>
-            </w:pPr>
-            <w:r>
-              <w:rPr>
-                <w:rFonts w:hint="eastAsia"/>
-              </w:rPr>
-              <w:t>信息与通信工程学院</w:t>
+              <w:rPr>
+                <w:lang w:eastAsia="zh-Hans"/>
+              </w:rPr>
+            </w:pPr>
+            <w:r>
+              <w:rPr>
+                <w:rFonts w:hint="eastAsia"/>
+                <w:lang w:eastAsia="zh-Hans"/>
+              </w:rPr>
+              <w:t>计算机学院</w:t>
             </w:r>
           </w:p>
         </w:tc>
         <w:tc>
           <w:tcPr>
-            <w:tcW w:w="1058" w:type="dxa"/>
+            <w:tcW w:w="1080" w:type="dxa"/>
             <w:vAlign w:val="center"/>
           </w:tcPr>
           <w:p>
@@ -481,19 +452,23 @@
         </w:tc>
         <w:tc>
           <w:tcPr>
-            <w:tcW w:w="1251" w:type="dxa"/>
+            <w:tcW w:w="1081" w:type="dxa"/>
             <w:vAlign w:val="center"/>
           </w:tcPr>
           <w:p>
             <w:pPr>
               <w:spacing w:line="360" w:lineRule="auto"/>
               <w:jc w:val="center"/>
-            </w:pPr>
-            <w:r>
-              <w:rPr>
-                <w:rFonts w:hint="eastAsia"/>
-              </w:rPr>
-              <w:t>教授</w:t>
+              <w:rPr>
+                <w:lang w:eastAsia="zh-Hans"/>
+              </w:rPr>
+            </w:pPr>
+            <w:r>
+              <w:rPr>
+                <w:rFonts w:hint="eastAsia"/>
+                <w:lang w:eastAsia="zh-Hans"/>
+              </w:rPr>
+              <w:t>副教授</w:t>
             </w:r>
           </w:p>
         </w:tc>
@@ -504,7 +479,7 @@
         </w:trPr>
         <w:tc>
           <w:tcPr>
-            <w:tcW w:w="1582" w:type="dxa"/>
+            <w:tcW w:w="1620" w:type="dxa"/>
             <w:vMerge w:val="restart"/>
             <w:vAlign w:val="center"/>
           </w:tcPr>
@@ -547,14 +522,14 @@
         </w:tc>
         <w:tc>
           <w:tcPr>
-            <w:tcW w:w="7599" w:type="dxa"/>
+            <w:tcW w:w="7561" w:type="dxa"/>
             <w:gridSpan w:val="7"/>
             <w:vAlign w:val="center"/>
           </w:tcPr>
           <w:p>
             <w:pPr>
-              <w:spacing w:line="360" w:lineRule="auto"/>
-              <w:ind w:left="30"/>
+              <w:widowControl/>
+              <w:jc w:val="left"/>
               <w:rPr>
                 <w:sz w:val="18"/>
                 <w:szCs w:val="18"/>
@@ -570,11 +545,21 @@
             </w:r>
             <w:r>
               <w:rPr>
-                <w:rFonts w:hint="eastAsia"/>
-                <w:sz w:val="18"/>
-                <w:szCs w:val="18"/>
-              </w:rPr>
-              <w:t>猜猜看毕设题目是什么</w:t>
+                <w:lang w:eastAsia="zh-Hans"/>
+              </w:rPr>
+              <w:t>大模型驱动的代码质量多维度评估系统</w:t>
+            </w:r>
+            <w:r>
+              <w:rPr>
+                <w:rFonts w:hint="eastAsia"/>
+              </w:rPr>
+              <w:t>的</w:t>
+            </w:r>
+            <w:r>
+              <w:rPr>
+                <w:lang w:eastAsia="zh-Hans"/>
+              </w:rPr>
+              <w:t>设计与实现</w:t>
             </w:r>
           </w:p>
         </w:tc>
@@ -585,7 +570,7 @@
         </w:trPr>
         <w:tc>
           <w:tcPr>
-            <w:tcW w:w="1582" w:type="dxa"/>
+            <w:tcW w:w="1620" w:type="dxa"/>
             <w:vMerge/>
             <w:vAlign w:val="center"/>
           </w:tcPr>
@@ -598,7 +583,7 @@
         </w:tc>
         <w:tc>
           <w:tcPr>
-            <w:tcW w:w="7599" w:type="dxa"/>
+            <w:tcW w:w="7561" w:type="dxa"/>
             <w:gridSpan w:val="7"/>
             <w:vAlign w:val="center"/>
           </w:tcPr>
@@ -625,14 +610,7 @@
                 <w:sz w:val="18"/>
                 <w:szCs w:val="18"/>
               </w:rPr>
-              <w:t>Just</w:t>
-            </w:r>
-            <w:r>
-              <w:rPr>
-                <w:sz w:val="18"/>
-                <w:szCs w:val="18"/>
-              </w:rPr>
-              <w:t xml:space="preserve"> Guess What On Earth My Title is</w:t>
+              <w:t>Design and Implementation of Multidimensional Code Quality Evaluation System Driven by Large Models</w:t>
             </w:r>
           </w:p>
         </w:tc>
@@ -643,7 +621,7 @@
         </w:trPr>
         <w:tc>
           <w:tcPr>
-            <w:tcW w:w="1582" w:type="dxa"/>
+            <w:tcW w:w="1620" w:type="dxa"/>
             <w:vAlign w:val="center"/>
           </w:tcPr>
           <w:p>
@@ -654,13 +632,13 @@
               <w:rPr>
                 <w:rFonts w:hint="eastAsia"/>
               </w:rPr>
-              <w:t>题目分类</w:t>
+              <w:t>题目类型</w:t>
             </w:r>
           </w:p>
         </w:tc>
         <w:tc>
           <w:tcPr>
-            <w:tcW w:w="7599" w:type="dxa"/>
+            <w:tcW w:w="7561" w:type="dxa"/>
             <w:gridSpan w:val="7"/>
             <w:vAlign w:val="center"/>
           </w:tcPr>
@@ -675,44 +653,61 @@
               <w:rPr>
                 <w:rFonts w:ascii="宋体" w:hAnsi="宋体" w:hint="eastAsia"/>
               </w:rPr>
-              <w:t xml:space="preserve">□ </w:t>
+              <w:sym w:font="Wingdings 2" w:char="0052"/>
+            </w:r>
+            <w:r>
+              <w:rPr>
+                <w:rFonts w:ascii="宋体" w:hAnsi="宋体"/>
+              </w:rPr>
+              <w:t xml:space="preserve">   </w:t>
+            </w:r>
+            <w:r>
+              <w:rPr>
+                <w:rFonts w:hint="eastAsia"/>
+              </w:rPr>
+              <w:t>研究设计类</w:t>
             </w:r>
             <w:r>
               <w:rPr>
                 <w:rFonts w:ascii="宋体" w:hAnsi="宋体" w:hint="eastAsia"/>
               </w:rPr>
-              <w:t xml:space="preserve">        </w:t>
-            </w:r>
-            <w:r>
-              <w:rPr>
-                <w:rFonts w:hint="eastAsia"/>
-              </w:rPr>
-              <w:t>研究设计类</w:t>
-            </w:r>
-            <w:r>
-              <w:rPr>
-                <w:rFonts w:ascii="Segoe UI Symbol" w:hAnsi="Segoe UI Symbol" w:cs="Segoe UI Symbol"/>
-                <w:sz w:val="22"/>
-              </w:rPr>
-              <w:t>☑</w:t>
+              <w:t>□</w:t>
+            </w:r>
+            <w:r>
+              <w:rPr>
+                <w:rFonts w:ascii="宋体" w:hAnsi="宋体"/>
+              </w:rPr>
+              <w:t xml:space="preserve">   </w:t>
             </w:r>
             <w:r>
               <w:rPr>
                 <w:rFonts w:ascii="宋体" w:hAnsi="宋体" w:hint="eastAsia"/>
               </w:rPr>
-              <w:t xml:space="preserve"> </w:t>
+              <w:t>理论分析类□</w:t>
+            </w:r>
+            <w:r>
+              <w:rPr>
+                <w:rFonts w:ascii="宋体" w:hAnsi="宋体"/>
+              </w:rPr>
+              <w:t xml:space="preserve">   </w:t>
             </w:r>
             <w:r>
               <w:rPr>
                 <w:rFonts w:ascii="宋体" w:hAnsi="宋体" w:hint="eastAsia"/>
               </w:rPr>
-              <w:t xml:space="preserve">     </w:t>
+              <w:t>文献综述类□</w:t>
+            </w:r>
+            <w:r>
+              <w:rPr>
+                <w:rFonts w:ascii="宋体" w:hAnsi="宋体"/>
+              </w:rPr>
+              <w:t xml:space="preserve">   </w:t>
             </w:r>
             <w:r>
               <w:rPr>
                 <w:rFonts w:ascii="宋体" w:hAnsi="宋体" w:hint="eastAsia"/>
               </w:rPr>
-              <w:t>理论分析类□</w:t>
+              <w:t>其他□</w:t>
             </w:r>
           </w:p>
         </w:tc>
@@ -723,7 +718,7 @@
         </w:trPr>
         <w:tc>
           <w:tcPr>
-            <w:tcW w:w="1582" w:type="dxa"/>
+            <w:tcW w:w="1620" w:type="dxa"/>
             <w:vMerge w:val="restart"/>
             <w:vAlign w:val="center"/>
           </w:tcPr>
@@ -741,7 +736,7 @@
         </w:tc>
         <w:tc>
           <w:tcPr>
-            <w:tcW w:w="7599" w:type="dxa"/>
+            <w:tcW w:w="7561" w:type="dxa"/>
             <w:gridSpan w:val="7"/>
           </w:tcPr>
           <w:p>
@@ -777,10 +772,9 @@
             </w:r>
             <w:r>
               <w:rPr>
-                <w:rFonts w:ascii="Segoe UI Symbol" w:hAnsi="Segoe UI Symbol" w:cs="Segoe UI Symbol"/>
-                <w:sz w:val="22"/>
-              </w:rPr>
-              <w:t>☑</w:t>
+                <w:rFonts w:ascii="宋体" w:hAnsi="宋体" w:hint="eastAsia"/>
+              </w:rPr>
+              <w:sym w:font="Wingdings 2" w:char="0052"/>
             </w:r>
           </w:p>
         </w:tc>
@@ -791,7 +785,7 @@
         </w:trPr>
         <w:tc>
           <w:tcPr>
-            <w:tcW w:w="1582" w:type="dxa"/>
+            <w:tcW w:w="1620" w:type="dxa"/>
             <w:vMerge/>
             <w:vAlign w:val="center"/>
           </w:tcPr>
@@ -803,7 +797,7 @@
         </w:tc>
         <w:tc>
           <w:tcPr>
-            <w:tcW w:w="7599" w:type="dxa"/>
+            <w:tcW w:w="7561" w:type="dxa"/>
             <w:gridSpan w:val="7"/>
           </w:tcPr>
           <w:p>
@@ -825,7 +819,7 @@
         </w:trPr>
         <w:tc>
           <w:tcPr>
-            <w:tcW w:w="1582" w:type="dxa"/>
+            <w:tcW w:w="1620" w:type="dxa"/>
             <w:vMerge/>
             <w:vAlign w:val="center"/>
           </w:tcPr>
@@ -837,7 +831,7 @@
         </w:tc>
         <w:tc>
           <w:tcPr>
-            <w:tcW w:w="7599" w:type="dxa"/>
+            <w:tcW w:w="7561" w:type="dxa"/>
             <w:gridSpan w:val="7"/>
           </w:tcPr>
           <w:p>
@@ -845,17 +839,17 @@
               <w:rPr>
                 <w:rFonts w:hint="eastAsia"/>
               </w:rPr>
-              <w:t>科研项目</w:t>
-            </w:r>
-            <w:r>
-              <w:t>负责人：</w:t>
+              <w:t>科研项目负责人</w:t>
+            </w:r>
+            <w:r>
+              <w:t>：</w:t>
             </w:r>
           </w:p>
         </w:tc>
       </w:tr>
       <w:tr>
         <w:trPr>
-          <w:trHeight w:val="1959"/>
+          <w:trHeight w:val="1694"/>
         </w:trPr>
         <w:tc>
           <w:tcPr>
@@ -870,7 +864,7 @@
               <w:rPr>
                 <w:rFonts w:hint="eastAsia"/>
               </w:rPr>
-              <w:t>主要任务及目标：</w:t>
+              <w:t>主要内容：</w:t>
             </w:r>
           </w:p>
           <w:p>
@@ -879,27 +873,58 @@
                 <w:ilvl w:val="0"/>
                 <w:numId w:val="1"/>
               </w:numPr>
-              <w:spacing w:line="360" w:lineRule="atLeast"/>
-            </w:pPr>
-            <w:r>
-              <w:rPr>
-                <w:rFonts w:hint="eastAsia"/>
-              </w:rPr>
-              <w:t>给出一个</w:t>
-            </w:r>
-            <w:proofErr w:type="spellStart"/>
-            <w:r>
-              <w:rPr>
-                <w:rFonts w:hint="eastAsia"/>
-              </w:rPr>
-              <w:t>LaTeX</w:t>
-            </w:r>
-            <w:proofErr w:type="spellEnd"/>
-            <w:r>
-              <w:rPr>
-                <w:rFonts w:hint="eastAsia"/>
-              </w:rPr>
-              <w:t>模板</w:t>
+              <w:ind w:firstLine="420"/>
+              <w:rPr>
+                <w:lang w:eastAsia="zh-Hans"/>
+              </w:rPr>
+            </w:pPr>
+            <w:r>
+              <w:rPr>
+                <w:rFonts w:hint="eastAsia"/>
+              </w:rPr>
+              <w:t>分析及对比典型的</w:t>
+            </w:r>
+            <w:r>
+              <w:rPr>
+                <w:lang w:eastAsia="zh-Hans"/>
+              </w:rPr>
+              <w:t>大模型</w:t>
+            </w:r>
+            <w:r>
+              <w:rPr>
+                <w:rFonts w:hint="eastAsia"/>
+              </w:rPr>
+              <w:t>工具，</w:t>
+            </w:r>
+            <w:r>
+              <w:rPr>
+                <w:lang w:eastAsia="zh-Hans"/>
+              </w:rPr>
+              <w:t>在代码</w:t>
+            </w:r>
+            <w:r>
+              <w:rPr>
+                <w:rFonts w:hint="eastAsia"/>
+              </w:rPr>
+              <w:t>缺陷</w:t>
+            </w:r>
+            <w:r>
+              <w:rPr>
+                <w:lang w:eastAsia="zh-Hans"/>
+              </w:rPr>
+              <w:t>理解</w:t>
+            </w:r>
+            <w:r>
+              <w:rPr>
+                <w:rFonts w:hint="eastAsia"/>
+              </w:rPr>
+              <w:t>与分析方面</w:t>
+            </w:r>
+            <w:r>
+              <w:rPr>
+                <w:lang w:eastAsia="zh-Hans"/>
+              </w:rPr>
+              <w:t>选择适合的基础模型</w:t>
             </w:r>
             <w:r>
               <w:rPr>
@@ -914,17 +939,140 @@
                 <w:ilvl w:val="0"/>
                 <w:numId w:val="1"/>
               </w:numPr>
-              <w:spacing w:line="360" w:lineRule="atLeast"/>
-            </w:pPr>
-            <w:r>
-              <w:rPr>
-                <w:rFonts w:hint="eastAsia"/>
-              </w:rPr>
-              <w:t>减小大家花费在排版上的时间成本</w:t>
-            </w:r>
-            <w:r>
-              <w:rPr>
-                <w:rFonts w:hint="eastAsia"/>
+              <w:ind w:firstLine="420"/>
+              <w:rPr>
+                <w:lang w:eastAsia="zh-Hans"/>
+              </w:rPr>
+            </w:pPr>
+            <w:r>
+              <w:rPr>
+                <w:rFonts w:hint="eastAsia"/>
+              </w:rPr>
+              <w:t>研究</w:t>
+            </w:r>
+            <w:r>
+              <w:rPr>
+                <w:lang w:eastAsia="zh-Hans"/>
+              </w:rPr>
+              <w:t>确定代码质量的多维度指标</w:t>
+            </w:r>
+            <w:r>
+              <w:rPr>
+                <w:rFonts w:hint="eastAsia"/>
+              </w:rPr>
+              <w:t>，</w:t>
+            </w:r>
+            <w:r>
+              <w:rPr>
+                <w:lang w:eastAsia="zh-Hans"/>
+              </w:rPr>
+              <w:t>包括</w:t>
+            </w:r>
+            <w:r>
+              <w:rPr>
+                <w:rFonts w:hint="eastAsia"/>
+              </w:rPr>
+              <w:t>但不限于：</w:t>
+            </w:r>
+            <w:r>
+              <w:rPr>
+                <w:lang w:eastAsia="zh-Hans"/>
+              </w:rPr>
+              <w:t>功能性（是否实现需求</w:t>
+            </w:r>
+            <w:r>
+              <w:rPr>
+                <w:rFonts w:hint="eastAsia"/>
+              </w:rPr>
+              <w:t>、设计），一致性（需求、设计、编码是否一致</w:t>
+            </w:r>
+            <w:r>
+              <w:rPr>
+                <w:lang w:eastAsia="zh-Hans"/>
+              </w:rPr>
+              <w:t>）、</w:t>
+            </w:r>
+            <w:r>
+              <w:rPr>
+                <w:rFonts w:hint="eastAsia"/>
+              </w:rPr>
+              <w:t>正确性</w:t>
+            </w:r>
+            <w:r>
+              <w:rPr>
+                <w:lang w:eastAsia="zh-Hans"/>
+              </w:rPr>
+              <w:t>（是否存在</w:t>
+            </w:r>
+            <w:r>
+              <w:rPr>
+                <w:rFonts w:hint="eastAsia"/>
+              </w:rPr>
+              <w:t>代码缺陷与</w:t>
+            </w:r>
+            <w:r>
+              <w:rPr>
+                <w:lang w:eastAsia="zh-Hans"/>
+              </w:rPr>
+              <w:t>漏洞）、效率</w:t>
+            </w:r>
+            <w:r>
+              <w:rPr>
+                <w:rFonts w:hint="eastAsia"/>
+              </w:rPr>
+              <w:t>性</w:t>
+            </w:r>
+            <w:r>
+              <w:rPr>
+                <w:lang w:eastAsia="zh-Hans"/>
+              </w:rPr>
+              <w:t>（是否</w:t>
+            </w:r>
+            <w:r>
+              <w:rPr>
+                <w:rFonts w:hint="eastAsia"/>
+              </w:rPr>
+              <w:t>存在低效及冗余循环</w:t>
+            </w:r>
+            <w:r>
+              <w:rPr>
+                <w:lang w:eastAsia="zh-Hans"/>
+              </w:rPr>
+              <w:t>）、</w:t>
+            </w:r>
+            <w:r>
+              <w:rPr>
+                <w:rFonts w:hint="eastAsia"/>
+              </w:rPr>
+              <w:t>精简性（是否存在冗余代码）、可读性（</w:t>
+            </w:r>
+            <w:r>
+              <w:rPr>
+                <w:lang w:eastAsia="zh-Hans"/>
+              </w:rPr>
+              <w:t>如命名规范、注释完整性、逻辑复杂度、语句简洁性等</w:t>
+            </w:r>
+            <w:r>
+              <w:rPr>
+                <w:rFonts w:hint="eastAsia"/>
+              </w:rPr>
+              <w:t>）、</w:t>
+            </w:r>
+            <w:r>
+              <w:rPr>
+                <w:lang w:eastAsia="zh-Hans"/>
+              </w:rPr>
+              <w:t>可维护性（类结构是否清晰）</w:t>
+            </w:r>
+            <w:r>
+              <w:rPr>
+                <w:rFonts w:hint="eastAsia"/>
+              </w:rPr>
+              <w:t>，等等</w:t>
+            </w:r>
+            <w:r>
+              <w:rPr>
+                <w:lang w:eastAsia="zh-Hans"/>
               </w:rPr>
               <w:t>。</w:t>
             </w:r>
@@ -935,33 +1083,148 @@
                 <w:ilvl w:val="0"/>
                 <w:numId w:val="1"/>
               </w:numPr>
-              <w:spacing w:line="360" w:lineRule="atLeast"/>
-            </w:pPr>
-            <w:r>
-              <w:rPr>
-                <w:rFonts w:hint="eastAsia"/>
-              </w:rPr>
-              <w:t>但是代价是需要有一点基础学习成本，但研究生时可能会用到</w:t>
-            </w:r>
-            <w:r>
-              <w:rPr>
-                <w:rFonts w:hint="eastAsia"/>
-              </w:rPr>
-              <w:t>。</w:t>
-            </w:r>
-          </w:p>
-          <w:p>
-            <w:pPr>
-              <w:pStyle w:val="a3"/>
-              <w:spacing w:line="360" w:lineRule="atLeast"/>
-              <w:ind w:left="420" w:firstLineChars="0" w:firstLine="0"/>
+              <w:ind w:firstLine="420"/>
+              <w:rPr>
+                <w:lang w:eastAsia="zh-Hans"/>
+              </w:rPr>
+            </w:pPr>
+            <w:r>
+              <w:rPr>
+                <w:lang w:eastAsia="zh-Hans"/>
+              </w:rPr>
+              <w:t>设计大模型评估流程：对每个维度设计专用提示词，</w:t>
+            </w:r>
+            <w:r>
+              <w:rPr>
+                <w:rFonts w:hint="eastAsia"/>
+              </w:rPr>
+              <w:t>并</w:t>
+            </w:r>
+            <w:r>
+              <w:rPr>
+                <w:lang w:eastAsia="zh-Hans"/>
+              </w:rPr>
+              <w:t>研究如何让模型生成可解释的推理过程</w:t>
+            </w:r>
+            <w:r>
+              <w:rPr>
+                <w:rFonts w:hint="eastAsia"/>
+              </w:rPr>
+              <w:t>，</w:t>
+            </w:r>
+            <w:r>
+              <w:rPr>
+                <w:lang w:eastAsia="zh-Hans"/>
+              </w:rPr>
+              <w:t>整合多维度结果生成综合质量报告。</w:t>
+            </w:r>
+            <w:r>
+              <w:rPr>
+                <w:lang w:eastAsia="zh-Hans"/>
+              </w:rPr>
+              <w:t xml:space="preserve"> </w:t>
+            </w:r>
+          </w:p>
+          <w:p>
+            <w:pPr>
+              <w:numPr>
+                <w:ilvl w:val="0"/>
+                <w:numId w:val="1"/>
+              </w:numPr>
+              <w:ind w:firstLine="420"/>
+              <w:rPr>
+                <w:lang w:eastAsia="zh-Hans"/>
+              </w:rPr>
+            </w:pPr>
+            <w:r>
+              <w:rPr>
+                <w:lang w:eastAsia="zh-Hans"/>
+              </w:rPr>
+              <w:t>对比大模型评估结果与专业开发人员的人工评估，优化模型的评估一致性（如通过调整提示词减少主观偏差）。</w:t>
+            </w:r>
+            <w:r>
+              <w:rPr>
+                <w:lang w:eastAsia="zh-Hans"/>
+              </w:rPr>
+              <w:t xml:space="preserve"> </w:t>
+            </w:r>
+          </w:p>
+          <w:p>
+            <w:pPr>
+              <w:numPr>
+                <w:ilvl w:val="0"/>
+                <w:numId w:val="1"/>
+              </w:numPr>
+              <w:ind w:firstLine="420"/>
+              <w:rPr>
+                <w:lang w:eastAsia="zh-Hans"/>
+              </w:rPr>
+            </w:pPr>
+            <w:r>
+              <w:rPr>
+                <w:rFonts w:hint="eastAsia"/>
+              </w:rPr>
+              <w:t>开发原型系统，</w:t>
+            </w:r>
+            <w:r>
+              <w:rPr>
+                <w:lang w:eastAsia="zh-Hans"/>
+              </w:rPr>
+              <w:t>构建多维度评估框架，利用大模型的跨任务能力实现</w:t>
+            </w:r>
+            <w:r>
+              <w:rPr>
+                <w:lang w:eastAsia="zh-Hans"/>
+              </w:rPr>
+              <w:t xml:space="preserve"> “</w:t>
+            </w:r>
+            <w:r>
+              <w:rPr>
+                <w:lang w:eastAsia="zh-Hans"/>
+              </w:rPr>
+              <w:t>一站式</w:t>
+            </w:r>
+            <w:r>
+              <w:rPr>
+                <w:lang w:eastAsia="zh-Hans"/>
+              </w:rPr>
+              <w:t xml:space="preserve">” </w:t>
+            </w:r>
+            <w:r>
+              <w:rPr>
+                <w:lang w:eastAsia="zh-Hans"/>
+              </w:rPr>
+              <w:t>代码质量分析，</w:t>
+            </w:r>
+            <w:r>
+              <w:rPr>
+                <w:rFonts w:hint="eastAsia"/>
+              </w:rPr>
+              <w:t>并</w:t>
+            </w:r>
+            <w:r>
+              <w:rPr>
+                <w:lang w:eastAsia="zh-Hans"/>
+              </w:rPr>
+              <w:t>让代码质量评估结果可追溯、可理解。</w:t>
+            </w:r>
+            <w:r>
+              <w:rPr>
+                <w:lang w:eastAsia="zh-Hans"/>
+              </w:rPr>
+              <w:t xml:space="preserve"> </w:t>
+            </w:r>
+          </w:p>
+          <w:p>
+            <w:pPr>
+              <w:ind w:firstLine="420"/>
             </w:pPr>
           </w:p>
         </w:tc>
       </w:tr>
       <w:tr>
         <w:trPr>
-          <w:trHeight w:val="2254"/>
+          <w:trHeight w:val="2022"/>
         </w:trPr>
         <w:tc>
           <w:tcPr>
@@ -976,26 +1239,173 @@
               <w:rPr>
                 <w:rFonts w:hint="eastAsia"/>
               </w:rPr>
-              <w:t>主要内容：</w:t>
-            </w:r>
-          </w:p>
-          <w:p>
-            <w:pPr>
-              <w:spacing w:line="360" w:lineRule="atLeast"/>
-              <w:ind w:firstLineChars="200" w:firstLine="420"/>
-            </w:pPr>
-            <w:r>
-              <w:rPr>
-                <w:rFonts w:hint="eastAsia"/>
-              </w:rPr>
-              <w:t>同任务目标</w:t>
-            </w:r>
-            <w:r>
-              <w:rPr>
-                <w:rFonts w:hint="eastAsia"/>
+              <w:t>主要</w:t>
+            </w:r>
+            <w:r>
+              <w:t>(</w:t>
+            </w:r>
+            <w:r>
+              <w:rPr>
+                <w:rFonts w:hint="eastAsia"/>
+              </w:rPr>
+              <w:t>技术</w:t>
+            </w:r>
+            <w:r>
+              <w:t>)</w:t>
+            </w:r>
+            <w:r>
+              <w:rPr>
+                <w:rFonts w:hint="eastAsia"/>
+              </w:rPr>
+              <w:t>要求：</w:t>
+            </w:r>
+          </w:p>
+          <w:p>
+            <w:pPr>
+              <w:numPr>
+                <w:ilvl w:val="0"/>
+                <w:numId w:val="2"/>
+              </w:numPr>
+              <w:spacing w:line="360" w:lineRule="atLeast"/>
+              <w:rPr>
+                <w:lang w:eastAsia="zh-Hans"/>
+              </w:rPr>
+            </w:pPr>
+            <w:r>
+              <w:rPr>
+                <w:rFonts w:hint="eastAsia"/>
+              </w:rPr>
+              <w:t>对</w:t>
+            </w:r>
+            <w:r>
+              <w:rPr>
+                <w:rFonts w:hint="eastAsia"/>
+                <w:lang w:eastAsia="zh-Hans"/>
+              </w:rPr>
+              <w:t>完整</w:t>
+            </w:r>
+            <w:r>
+              <w:rPr>
+                <w:rFonts w:hint="eastAsia"/>
+              </w:rPr>
+              <w:t>工程提供分析报告（不能是单一文件）</w:t>
+            </w:r>
+            <w:r>
+              <w:rPr>
+                <w:lang w:eastAsia="zh-Hans"/>
+              </w:rPr>
+              <w:t>；</w:t>
+            </w:r>
+          </w:p>
+          <w:p>
+            <w:pPr>
+              <w:numPr>
+                <w:ilvl w:val="0"/>
+                <w:numId w:val="2"/>
+              </w:numPr>
+              <w:spacing w:line="360" w:lineRule="atLeast"/>
+              <w:rPr>
+                <w:lang w:eastAsia="zh-Hans"/>
+              </w:rPr>
+            </w:pPr>
+            <w:r>
+              <w:rPr>
+                <w:rFonts w:hint="eastAsia"/>
+              </w:rPr>
+              <w:t>支持对被测程序及大模型的管理与配置；</w:t>
+            </w:r>
+          </w:p>
+          <w:p>
+            <w:pPr>
+              <w:numPr>
+                <w:ilvl w:val="0"/>
+                <w:numId w:val="2"/>
+              </w:numPr>
+              <w:spacing w:line="360" w:lineRule="atLeast"/>
+              <w:rPr>
+                <w:lang w:eastAsia="zh-Hans"/>
+              </w:rPr>
+            </w:pPr>
+            <w:r>
+              <w:rPr>
+                <w:rFonts w:hint="eastAsia"/>
+                <w:lang w:eastAsia="zh-Hans"/>
+              </w:rPr>
+              <w:t>分析准确率高于</w:t>
+            </w:r>
+            <w:r>
+              <w:rPr>
+                <w:lang w:eastAsia="zh-Hans"/>
+              </w:rPr>
+              <w:t>9</w:t>
+            </w:r>
+            <w:r>
+              <w:rPr>
+                <w:rFonts w:hint="eastAsia"/>
+              </w:rPr>
+              <w:t>0</w:t>
+            </w:r>
+            <w:r>
+              <w:rPr>
+                <w:lang w:eastAsia="zh-Hans"/>
+              </w:rPr>
+              <w:t>%</w:t>
+            </w:r>
+            <w:r>
+              <w:rPr>
+                <w:lang w:eastAsia="zh-Hans"/>
+              </w:rPr>
+              <w:t>；</w:t>
+            </w:r>
+          </w:p>
+          <w:p>
+            <w:pPr>
+              <w:numPr>
+                <w:ilvl w:val="0"/>
+                <w:numId w:val="2"/>
+              </w:numPr>
+              <w:spacing w:line="360" w:lineRule="atLeast"/>
+              <w:rPr>
+                <w:lang w:eastAsia="zh-Hans"/>
+              </w:rPr>
+            </w:pPr>
+            <w:r>
+              <w:rPr>
+                <w:rFonts w:hint="eastAsia"/>
+              </w:rPr>
+              <w:t>累计</w:t>
+            </w:r>
+            <w:r>
+              <w:rPr>
+                <w:rFonts w:hint="eastAsia"/>
+                <w:lang w:eastAsia="zh-Hans"/>
+              </w:rPr>
+              <w:t>验证程序大于</w:t>
+            </w:r>
+            <w:r>
+              <w:rPr>
+                <w:lang w:eastAsia="zh-Hans"/>
+              </w:rPr>
+              <w:t>20</w:t>
+            </w:r>
+            <w:r>
+              <w:rPr>
+                <w:rFonts w:hint="eastAsia"/>
+                <w:lang w:eastAsia="zh-Hans"/>
+              </w:rPr>
+              <w:t>万行代码</w:t>
+            </w:r>
+            <w:r>
+              <w:rPr>
+                <w:lang w:eastAsia="zh-Hans"/>
               </w:rPr>
               <w:t>。</w:t>
             </w:r>
+          </w:p>
+          <w:p>
+            <w:pPr>
+              <w:spacing w:line="360" w:lineRule="atLeast"/>
+            </w:pPr>
           </w:p>
         </w:tc>
       </w:tr>
@@ -1011,109 +1421,419 @@
           <w:p>
             <w:pPr>
               <w:spacing w:line="360" w:lineRule="atLeast"/>
+              <w:rPr>
+                <w:lang w:eastAsia="zh-Hans"/>
+              </w:rPr>
             </w:pPr>
             <w:r>
               <w:rPr>
                 <w:rFonts w:hint="eastAsia"/>
               </w:rPr>
               <w:t>主要参考文献：</w:t>
+            </w:r>
+            <w:r>
+              <w:t xml:space="preserve"> </w:t>
+            </w:r>
+            <w:r>
+              <w:rPr>
+                <w:rFonts w:hint="eastAsia"/>
+                <w:lang w:eastAsia="zh-Hans"/>
+              </w:rPr>
+              <w:t xml:space="preserve"> </w:t>
             </w:r>
           </w:p>
           <w:p>
             <w:pPr>
               <w:numPr>
                 <w:ilvl w:val="0"/>
-                <w:numId w:val="2"/>
+                <w:numId w:val="3"/>
               </w:numPr>
-              <w:spacing w:line="240" w:lineRule="exact"/>
-              <w:rPr>
-                <w:sz w:val="20"/>
-              </w:rPr>
-            </w:pPr>
-            <w:proofErr w:type="spellStart"/>
-            <w:r>
-              <w:rPr>
-                <w:sz w:val="20"/>
-              </w:rPr>
-              <w:t>Zubiaga</w:t>
-            </w:r>
-            <w:proofErr w:type="spellEnd"/>
-            <w:r>
-              <w:rPr>
-                <w:sz w:val="20"/>
-              </w:rPr>
-              <w:t xml:space="preserve"> A, Aker A, </w:t>
-            </w:r>
-            <w:proofErr w:type="spellStart"/>
-            <w:r>
-              <w:rPr>
-                <w:sz w:val="20"/>
-              </w:rPr>
-              <w:t>Bontcheva</w:t>
-            </w:r>
-            <w:proofErr w:type="spellEnd"/>
-            <w:r>
-              <w:rPr>
-                <w:sz w:val="20"/>
-              </w:rPr>
-              <w:t xml:space="preserve"> K, et al. Detection and Resolution of </w:t>
-            </w:r>
-            <w:proofErr w:type="spellStart"/>
-            <w:r>
-              <w:rPr>
-                <w:sz w:val="20"/>
-              </w:rPr>
-              <w:t>Rumours</w:t>
-            </w:r>
-            <w:proofErr w:type="spellEnd"/>
-            <w:r>
-              <w:rPr>
-                <w:sz w:val="20"/>
-              </w:rPr>
-              <w:t xml:space="preserve"> in Social Media: A </w:t>
-            </w:r>
-            <w:proofErr w:type="gramStart"/>
-            <w:r>
-              <w:rPr>
-                <w:sz w:val="20"/>
-              </w:rPr>
-              <w:t>Survey[</w:t>
-            </w:r>
-            <w:proofErr w:type="gramEnd"/>
-            <w:r>
-              <w:rPr>
-                <w:sz w:val="20"/>
-              </w:rPr>
-              <w:t>J]. 2017.</w:t>
-            </w:r>
-          </w:p>
-          <w:p>
-            <w:pPr>
-              <w:pStyle w:val="a3"/>
+              <w:spacing w:line="360" w:lineRule="atLeast"/>
+              <w:rPr>
+                <w:lang w:eastAsia="zh-Hans"/>
+              </w:rPr>
+            </w:pPr>
+            <w:r>
+              <w:rPr>
+                <w:rFonts w:hint="eastAsia"/>
+                <w:lang w:eastAsia="zh-Hans"/>
+              </w:rPr>
+              <w:t>陈梓豪</w:t>
+            </w:r>
+            <w:r>
+              <w:rPr>
+                <w:rFonts w:hint="eastAsia"/>
+                <w:lang w:eastAsia="zh-Hans"/>
+              </w:rPr>
+              <w:t>,</w:t>
+            </w:r>
+            <w:r>
+              <w:rPr>
+                <w:rFonts w:hint="eastAsia"/>
+                <w:lang w:eastAsia="zh-Hans"/>
+              </w:rPr>
+              <w:t>金大海</w:t>
+            </w:r>
+            <w:r>
+              <w:rPr>
+                <w:rFonts w:hint="eastAsia"/>
+                <w:lang w:eastAsia="zh-Hans"/>
+              </w:rPr>
+              <w:t>,</w:t>
+            </w:r>
+            <w:r>
+              <w:rPr>
+                <w:rFonts w:hint="eastAsia"/>
+                <w:lang w:eastAsia="zh-Hans"/>
+              </w:rPr>
+              <w:t>宫云战</w:t>
+            </w:r>
+            <w:r>
+              <w:rPr>
+                <w:rFonts w:hint="eastAsia"/>
+                <w:lang w:eastAsia="zh-Hans"/>
+              </w:rPr>
+              <w:t>.</w:t>
+            </w:r>
+            <w:r>
+              <w:rPr>
+                <w:rFonts w:hint="eastAsia"/>
+                <w:lang w:eastAsia="zh-Hans"/>
+              </w:rPr>
+              <w:t>基于漏洞异构图的图卷积网络漏洞检测方法</w:t>
+            </w:r>
+            <w:r>
+              <w:rPr>
+                <w:rFonts w:hint="eastAsia"/>
+                <w:lang w:eastAsia="zh-Hans"/>
+              </w:rPr>
+              <w:t>[J].</w:t>
+            </w:r>
+            <w:r>
+              <w:rPr>
+                <w:rFonts w:hint="eastAsia"/>
+                <w:lang w:eastAsia="zh-Hans"/>
+              </w:rPr>
+              <w:t>小型微型计算机系统</w:t>
+            </w:r>
+            <w:r>
+              <w:rPr>
+                <w:rFonts w:hint="eastAsia"/>
+                <w:lang w:eastAsia="zh-Hans"/>
+              </w:rPr>
+              <w:t>,2025,46(03):697-703.DOI:10.20009/j.cnki.21-1106/TP.2023-0538.</w:t>
+            </w:r>
+          </w:p>
+          <w:p>
+            <w:pPr>
               <w:numPr>
                 <w:ilvl w:val="0"/>
-                <w:numId w:val="2"/>
+                <w:numId w:val="3"/>
               </w:numPr>
-              <w:spacing w:line="240" w:lineRule="exact"/>
-              <w:ind w:firstLineChars="0"/>
-            </w:pPr>
-            <w:r>
-              <w:t xml:space="preserve">Yan Z, Chen W, Chai K Y, et al. Detecting rumors on Online Social Networks using multi-layer </w:t>
+              <w:spacing w:line="360" w:lineRule="atLeast"/>
+              <w:rPr>
+                <w:lang w:eastAsia="zh-Hans"/>
+              </w:rPr>
+            </w:pPr>
+            <w:r>
+              <w:t>Pathak, Aditya, et al. “Rubric Is All You</w:t>
+            </w:r>
+            <w:bookmarkStart w:id="1" w:name="_GoBack"/>
+            <w:bookmarkEnd w:id="1"/>
+            <w:r>
+              <w:t xml:space="preserve"> Need: Improving LLM-Based Code Evaluation </w:t>
+            </w:r>
+            <w:proofErr w:type="gramStart"/>
+            <w:r>
+              <w:t>With</w:t>
+            </w:r>
+            <w:proofErr w:type="gramEnd"/>
+            <w:r>
+              <w:t xml:space="preserve"> Question-</w:t>
+            </w:r>
+            <w:r>
+              <w:lastRenderedPageBreak/>
+              <w:t xml:space="preserve">Specific Rubrics.” Proceedings of the 2025 ACM Conference on International Computing Education Research V.1, ACM, 2025, pp. 181–95. </w:t>
             </w:r>
             <w:proofErr w:type="spellStart"/>
             <w:r>
-              <w:t>autoencoder</w:t>
+              <w:t>Crossref</w:t>
             </w:r>
             <w:proofErr w:type="spellEnd"/>
             <w:r>
-              <w:t>[C]// IEEE Technology &amp; Engineering Management Conference. IEEE, 2017:437-441.</w:t>
-            </w:r>
+              <w:t xml:space="preserve">, </w:t>
+            </w:r>
+            <w:hyperlink r:id="rId5" w:history="1">
+              <w:r>
+                <w:rPr>
+                  <w:rStyle w:val="a7"/>
+                </w:rPr>
+                <w:t>https://doi.org/10.1145/3702652.3744220</w:t>
+              </w:r>
+            </w:hyperlink>
+            <w:r>
+              <w:t>.</w:t>
+            </w:r>
+          </w:p>
+          <w:p>
+            <w:pPr>
+              <w:numPr>
+                <w:ilvl w:val="0"/>
+                <w:numId w:val="3"/>
+              </w:numPr>
+              <w:spacing w:line="360" w:lineRule="atLeast"/>
+              <w:rPr>
+                <w:lang w:eastAsia="zh-Hans"/>
+              </w:rPr>
+            </w:pPr>
+            <w:r>
+              <w:t xml:space="preserve">Wang, </w:t>
+            </w:r>
+            <w:proofErr w:type="spellStart"/>
+            <w:r>
+              <w:t>Ruiqi</w:t>
+            </w:r>
+            <w:proofErr w:type="spellEnd"/>
+            <w:r>
+              <w:t xml:space="preserve">, et al. “Can LLMs Replace Human Evaluators? An Empirical Study of LLM-as-a-Judge in Software Engineering.” Proceedings of the ACM on Software Engineering, vol. 2, no. ISSTA, June 2025, pp. 1955–77. </w:t>
+            </w:r>
+            <w:proofErr w:type="spellStart"/>
+            <w:r>
+              <w:t>Crossref</w:t>
+            </w:r>
+            <w:proofErr w:type="spellEnd"/>
+            <w:r>
+              <w:t xml:space="preserve">, </w:t>
+            </w:r>
+            <w:hyperlink r:id="rId6" w:history="1">
+              <w:r>
+                <w:rPr>
+                  <w:rStyle w:val="a7"/>
+                </w:rPr>
+                <w:t>https://doi.org/10.1145/3728963</w:t>
+              </w:r>
+            </w:hyperlink>
+            <w:r>
+              <w:t>.</w:t>
+            </w:r>
+          </w:p>
+          <w:p>
+            <w:pPr>
+              <w:numPr>
+                <w:ilvl w:val="0"/>
+                <w:numId w:val="3"/>
+              </w:numPr>
+              <w:spacing w:line="360" w:lineRule="atLeast"/>
+              <w:rPr>
+                <w:lang w:eastAsia="zh-Hans"/>
+              </w:rPr>
+            </w:pPr>
+            <w:r>
+              <w:rPr>
+                <w:lang w:eastAsia="zh-Hans"/>
+              </w:rPr>
+              <w:t xml:space="preserve">Tong, </w:t>
+            </w:r>
+            <w:proofErr w:type="spellStart"/>
+            <w:r>
+              <w:rPr>
+                <w:lang w:eastAsia="zh-Hans"/>
+              </w:rPr>
+              <w:t>Weixi</w:t>
+            </w:r>
+            <w:proofErr w:type="spellEnd"/>
+            <w:r>
+              <w:rPr>
+                <w:lang w:eastAsia="zh-Hans"/>
+              </w:rPr>
+              <w:t xml:space="preserve">, </w:t>
+            </w:r>
+            <w:proofErr w:type="spellStart"/>
+            <w:r>
+              <w:rPr>
+                <w:lang w:eastAsia="zh-Hans"/>
+              </w:rPr>
+              <w:t>Tianyi</w:t>
+            </w:r>
+            <w:proofErr w:type="spellEnd"/>
+            <w:r>
+              <w:rPr>
+                <w:lang w:eastAsia="zh-Hans"/>
+              </w:rPr>
+              <w:t xml:space="preserve"> Zhang, et al. “</w:t>
+            </w:r>
+            <w:proofErr w:type="spellStart"/>
+            <w:r>
+              <w:rPr>
+                <w:lang w:eastAsia="zh-Hans"/>
+              </w:rPr>
+              <w:t>CodeJudge</w:t>
+            </w:r>
+            <w:proofErr w:type="spellEnd"/>
+            <w:r>
+              <w:rPr>
+                <w:lang w:eastAsia="zh-Hans"/>
+              </w:rPr>
+              <w:t xml:space="preserve">: Evaluating Code Generation with Large Language Models.” Accepted to EMNLP 2024 (Main, Long Paper). arXiv:2410.02184 (2024). </w:t>
+            </w:r>
+            <w:hyperlink r:id="rId7" w:history="1">
+              <w:r>
+                <w:rPr>
+                  <w:rStyle w:val="a7"/>
+                  <w:lang w:eastAsia="zh-Hans"/>
+                </w:rPr>
+                <w:t>https://doi.org/10.48550/arXiv.2410.02184</w:t>
+              </w:r>
+            </w:hyperlink>
+            <w:r>
+              <w:rPr>
+                <w:lang w:eastAsia="zh-Hans"/>
+              </w:rPr>
+              <w:t>.</w:t>
+            </w:r>
+          </w:p>
+          <w:p>
+            <w:pPr>
+              <w:numPr>
+                <w:ilvl w:val="0"/>
+                <w:numId w:val="3"/>
+              </w:numPr>
+              <w:spacing w:line="360" w:lineRule="atLeast"/>
+              <w:rPr>
+                <w:lang w:eastAsia="zh-Hans"/>
+              </w:rPr>
+            </w:pPr>
+            <w:r>
+              <w:rPr>
+                <w:lang w:eastAsia="zh-Hans"/>
+              </w:rPr>
+              <w:t>Sun, Tao, Jian Xu, et al. “</w:t>
+            </w:r>
+            <w:proofErr w:type="spellStart"/>
+            <w:r>
+              <w:rPr>
+                <w:lang w:eastAsia="zh-Hans"/>
+              </w:rPr>
+              <w:t>BitsAI</w:t>
+            </w:r>
+            <w:proofErr w:type="spellEnd"/>
+            <w:r>
+              <w:rPr>
+                <w:lang w:eastAsia="zh-Hans"/>
+              </w:rPr>
+              <w:t xml:space="preserve">-CR: Automated Code Review via LLM in Practice.” arXiv:2501.15134 (2025). </w:t>
+            </w:r>
+            <w:hyperlink r:id="rId8" w:history="1">
+              <w:r>
+                <w:rPr>
+                  <w:rStyle w:val="a7"/>
+                  <w:lang w:eastAsia="zh-Hans"/>
+                </w:rPr>
+                <w:t>https://doi.org/10.48550/arXiv.2501.15134</w:t>
+              </w:r>
+            </w:hyperlink>
+            <w:r>
+              <w:rPr>
+                <w:lang w:eastAsia="zh-Hans"/>
+              </w:rPr>
+              <w:t>.</w:t>
+            </w:r>
+          </w:p>
+          <w:p>
+            <w:pPr>
+              <w:numPr>
+                <w:ilvl w:val="0"/>
+                <w:numId w:val="3"/>
+              </w:numPr>
+              <w:spacing w:line="360" w:lineRule="atLeast"/>
+              <w:rPr>
+                <w:lang w:eastAsia="zh-Hans"/>
+              </w:rPr>
+            </w:pPr>
+            <w:r>
+              <w:rPr>
+                <w:lang w:eastAsia="zh-Hans"/>
+              </w:rPr>
+              <w:t xml:space="preserve">Sabra, Abbas, Olivier Schmitt, Joseph Tyler, et al. “Assessing the Quality and Security of AI-Generated Code: A Quantitative Analysis.” arXiv:2508.14727 (2025). </w:t>
+            </w:r>
+            <w:hyperlink r:id="rId9" w:history="1">
+              <w:r>
+                <w:rPr>
+                  <w:rStyle w:val="a7"/>
+                  <w:lang w:eastAsia="zh-Hans"/>
+                </w:rPr>
+                <w:t>https://doi.org/10.48550/arXiv.2508.14727</w:t>
+              </w:r>
+            </w:hyperlink>
+            <w:r>
+              <w:rPr>
+                <w:lang w:eastAsia="zh-Hans"/>
+              </w:rPr>
+              <w:t>.</w:t>
+            </w:r>
+          </w:p>
+          <w:p>
+            <w:pPr>
+              <w:numPr>
+                <w:ilvl w:val="0"/>
+                <w:numId w:val="3"/>
+              </w:numPr>
+              <w:spacing w:line="360" w:lineRule="atLeast"/>
+              <w:rPr>
+                <w:lang w:eastAsia="zh-Hans"/>
+              </w:rPr>
+            </w:pPr>
+            <w:r>
+              <w:rPr>
+                <w:lang w:eastAsia="zh-Hans"/>
+              </w:rPr>
+              <w:t xml:space="preserve">Wong, Sherman, </w:t>
+            </w:r>
+            <w:proofErr w:type="spellStart"/>
+            <w:r>
+              <w:rPr>
+                <w:lang w:eastAsia="zh-Hans"/>
+              </w:rPr>
+              <w:t>Jalaj</w:t>
+            </w:r>
+            <w:proofErr w:type="spellEnd"/>
+            <w:r>
+              <w:rPr>
+                <w:lang w:eastAsia="zh-Hans"/>
+              </w:rPr>
+              <w:t xml:space="preserve"> Bhandari, et al. “A Note on Code Quality Score: LLMs for Maintainable Large Codebases.” 24 pages, ICLR format. arXiv:2508.02732 (2025). </w:t>
+            </w:r>
+            <w:proofErr w:type="gramStart"/>
+            <w:r>
+              <w:rPr>
+                <w:lang w:eastAsia="zh-Hans"/>
+              </w:rPr>
+              <w:t>https://doi.org/10.48550/arXiv.2508.02732.</w:t>
+            </w:r>
+            <w:r>
+              <w:softHyphen/>
+            </w:r>
+            <w:proofErr w:type="gramEnd"/>
+            <w:r>
+              <w:softHyphen/>
+            </w:r>
+            <w:r>
+              <w:softHyphen/>
+            </w:r>
+            <w:r>
+              <w:softHyphen/>
+            </w:r>
+          </w:p>
+          <w:p>
+            <w:pPr>
+              <w:spacing w:line="360" w:lineRule="atLeast"/>
+            </w:pPr>
           </w:p>
         </w:tc>
       </w:tr>
       <w:tr>
         <w:trPr>
-          <w:trHeight w:val="1730"/>
+          <w:trHeight w:val="1805"/>
         </w:trPr>
         <w:tc>
           <w:tcPr>
@@ -1131,28 +1851,533 @@
               <w:rPr>
                 <w:rFonts w:hint="eastAsia"/>
               </w:rPr>
+              <w:lastRenderedPageBreak/>
               <w:t>进度安排：</w:t>
             </w:r>
           </w:p>
           <w:p>
             <w:pPr>
-              <w:numPr>
-                <w:ilvl w:val="0"/>
-                <w:numId w:val="3"/>
-              </w:numPr>
-              <w:spacing w:line="360" w:lineRule="atLeast"/>
-            </w:pPr>
-            <w:r>
-              <w:t>2018.</w:t>
-            </w:r>
-            <w:r>
-              <w:rPr>
-                <w:rFonts w:hint="eastAsia"/>
-              </w:rPr>
-              <w:t>1.1</w:t>
-            </w:r>
-            <w:r>
-              <w:t xml:space="preserve"> ~ 2018.2.10 </w:t>
+              <w:spacing w:line="360" w:lineRule="atLeast"/>
+            </w:pPr>
+          </w:p>
+          <w:p>
+            <w:pPr>
+              <w:spacing w:line="360" w:lineRule="atLeast"/>
+            </w:pPr>
+            <w:r>
+              <w:rPr>
+                <w:rFonts w:hint="eastAsia"/>
+              </w:rPr>
+              <w:t>一、秋季学期第</w:t>
+            </w:r>
+            <w:r>
+              <w:rPr>
+                <w:rFonts w:hint="eastAsia"/>
+              </w:rPr>
+              <w:t>11-12</w:t>
+            </w:r>
+            <w:r>
+              <w:rPr>
+                <w:rFonts w:hint="eastAsia"/>
+              </w:rPr>
+              <w:t>周（选题与任务书阶段）</w:t>
+            </w:r>
+          </w:p>
+          <w:p>
+            <w:pPr>
+              <w:spacing w:line="360" w:lineRule="atLeast"/>
+            </w:pPr>
+          </w:p>
+          <w:p>
+            <w:pPr>
+              <w:spacing w:line="360" w:lineRule="atLeast"/>
+            </w:pPr>
+            <w:r>
+              <w:rPr>
+                <w:rFonts w:hint="eastAsia"/>
+              </w:rPr>
+              <w:t>核心工作：确认选题，明确课题目标，接收并理解任务书</w:t>
+            </w:r>
+          </w:p>
+          <w:p>
+            <w:pPr>
+              <w:spacing w:line="360" w:lineRule="atLeast"/>
+            </w:pPr>
+          </w:p>
+          <w:p>
+            <w:pPr>
+              <w:spacing w:line="360" w:lineRule="atLeast"/>
+            </w:pPr>
+            <w:r>
+              <w:rPr>
+                <w:rFonts w:hint="eastAsia"/>
+              </w:rPr>
+              <w:t>具体要求：</w:t>
+            </w:r>
+          </w:p>
+          <w:p>
+            <w:pPr>
+              <w:spacing w:line="360" w:lineRule="atLeast"/>
+            </w:pPr>
+          </w:p>
+          <w:p>
+            <w:pPr>
+              <w:spacing w:line="360" w:lineRule="atLeast"/>
+            </w:pPr>
+            <w:r>
+              <w:rPr>
+                <w:rFonts w:hint="eastAsia"/>
+              </w:rPr>
+              <w:t xml:space="preserve">1. </w:t>
+            </w:r>
+            <w:r>
+              <w:rPr>
+                <w:rFonts w:hint="eastAsia"/>
+              </w:rPr>
+              <w:t>本科教务管理系统完成课题选报，完成师生互选匹配；</w:t>
+            </w:r>
+          </w:p>
+          <w:p>
+            <w:pPr>
+              <w:spacing w:line="360" w:lineRule="atLeast"/>
+            </w:pPr>
+            <w:r>
+              <w:rPr>
+                <w:rFonts w:hint="eastAsia"/>
+              </w:rPr>
+              <w:t xml:space="preserve">2. </w:t>
+            </w:r>
+            <w:r>
+              <w:rPr>
+                <w:rFonts w:hint="eastAsia"/>
+              </w:rPr>
+              <w:t>研读任务书，明确</w:t>
+            </w:r>
+            <w:r>
+              <w:rPr>
+                <w:rFonts w:hint="eastAsia"/>
+              </w:rPr>
+              <w:t>"</w:t>
+            </w:r>
+            <w:r>
+              <w:rPr>
+                <w:rFonts w:hint="eastAsia"/>
+              </w:rPr>
+              <w:t>大模型驱动代码质量多维度评估系统</w:t>
+            </w:r>
+            <w:r>
+              <w:rPr>
+                <w:rFonts w:hint="eastAsia"/>
+              </w:rPr>
+              <w:t>"</w:t>
+            </w:r>
+            <w:r>
+              <w:rPr>
+                <w:rFonts w:hint="eastAsia"/>
+              </w:rPr>
+              <w:t>核心需求，疑问及时沟通并形成书面确认；</w:t>
+            </w:r>
+          </w:p>
+          <w:p>
+            <w:pPr>
+              <w:spacing w:line="360" w:lineRule="atLeast"/>
+            </w:pPr>
+            <w:r>
+              <w:rPr>
+                <w:rFonts w:hint="eastAsia"/>
+              </w:rPr>
+              <w:t xml:space="preserve">3. </w:t>
+            </w:r>
+            <w:r>
+              <w:rPr>
+                <w:rFonts w:hint="eastAsia"/>
+              </w:rPr>
+              <w:t>启动前期调研，梳理大模型代码分析、代码质量评估维度研究现状，收集</w:t>
+            </w:r>
+            <w:r>
+              <w:rPr>
+                <w:rFonts w:hint="eastAsia"/>
+              </w:rPr>
+              <w:t>5</w:t>
+            </w:r>
+            <w:r>
+              <w:rPr>
+                <w:rFonts w:hint="eastAsia"/>
+              </w:rPr>
+              <w:t>篇以上相关中英文文献并做阅读笔记。</w:t>
+            </w:r>
+          </w:p>
+          <w:p>
+            <w:pPr>
+              <w:spacing w:line="360" w:lineRule="atLeast"/>
+            </w:pPr>
+          </w:p>
+          <w:p>
+            <w:pPr>
+              <w:spacing w:line="360" w:lineRule="atLeast"/>
+            </w:pPr>
+            <w:r>
+              <w:rPr>
+                <w:rFonts w:hint="eastAsia"/>
+              </w:rPr>
+              <w:t>二、秋季学期第</w:t>
+            </w:r>
+            <w:r>
+              <w:rPr>
+                <w:rFonts w:hint="eastAsia"/>
+              </w:rPr>
+              <w:t>13-16</w:t>
+            </w:r>
+            <w:r>
+              <w:rPr>
+                <w:rFonts w:hint="eastAsia"/>
+              </w:rPr>
+              <w:t>周（开题阶段）</w:t>
+            </w:r>
+          </w:p>
+          <w:p>
+            <w:pPr>
+              <w:spacing w:line="360" w:lineRule="atLeast"/>
+            </w:pPr>
+          </w:p>
+          <w:p>
+            <w:pPr>
+              <w:spacing w:line="360" w:lineRule="atLeast"/>
+            </w:pPr>
+            <w:r>
+              <w:rPr>
+                <w:rFonts w:hint="eastAsia"/>
+              </w:rPr>
+              <w:t>核心工作：完成开题报告撰写提交，通过开题检查</w:t>
+            </w:r>
+          </w:p>
+          <w:p>
+            <w:pPr>
+              <w:spacing w:line="360" w:lineRule="atLeast"/>
+            </w:pPr>
+          </w:p>
+          <w:p>
+            <w:pPr>
+              <w:spacing w:line="360" w:lineRule="atLeast"/>
+            </w:pPr>
+            <w:r>
+              <w:rPr>
+                <w:rFonts w:hint="eastAsia"/>
+              </w:rPr>
+              <w:t>具体要求：</w:t>
+            </w:r>
+          </w:p>
+          <w:p>
+            <w:pPr>
+              <w:spacing w:line="360" w:lineRule="atLeast"/>
+            </w:pPr>
+          </w:p>
+          <w:p>
+            <w:pPr>
+              <w:spacing w:line="360" w:lineRule="atLeast"/>
+            </w:pPr>
+            <w:r>
+              <w:rPr>
+                <w:rFonts w:hint="eastAsia"/>
+              </w:rPr>
+              <w:t xml:space="preserve">1. </w:t>
+            </w:r>
+            <w:r>
+              <w:rPr>
+                <w:rFonts w:hint="eastAsia"/>
+              </w:rPr>
+              <w:t>基于调研分析课题价值与研究现状，明确系统创新点；</w:t>
+            </w:r>
+          </w:p>
+          <w:p>
+            <w:pPr>
+              <w:spacing w:line="360" w:lineRule="atLeast"/>
+            </w:pPr>
+            <w:r>
+              <w:rPr>
+                <w:rFonts w:hint="eastAsia"/>
+              </w:rPr>
+              <w:t xml:space="preserve">2. </w:t>
+            </w:r>
+            <w:r>
+              <w:rPr>
+                <w:rFonts w:hint="eastAsia"/>
+              </w:rPr>
+              <w:t>确定技术路线（大模型方案、评估框架、开发工具等），制定研究计划；</w:t>
+            </w:r>
+          </w:p>
+          <w:p>
+            <w:pPr>
+              <w:spacing w:line="360" w:lineRule="atLeast"/>
+            </w:pPr>
+            <w:r>
+              <w:rPr>
+                <w:rFonts w:hint="eastAsia"/>
+              </w:rPr>
+              <w:t xml:space="preserve">3. </w:t>
+            </w:r>
+            <w:r>
+              <w:rPr>
+                <w:rFonts w:hint="eastAsia"/>
+              </w:rPr>
+              <w:t>按规范撰写《开题报告》并按时上传系统，提前</w:t>
+            </w:r>
+            <w:r>
+              <w:rPr>
+                <w:rFonts w:hint="eastAsia"/>
+              </w:rPr>
+              <w:t>3</w:t>
+            </w:r>
+            <w:r>
+              <w:rPr>
+                <w:rFonts w:hint="eastAsia"/>
+              </w:rPr>
+              <w:t>天提交初稿审核；</w:t>
+            </w:r>
+          </w:p>
+          <w:p>
+            <w:pPr>
+              <w:spacing w:line="360" w:lineRule="atLeast"/>
+            </w:pPr>
+            <w:r>
+              <w:rPr>
+                <w:rFonts w:hint="eastAsia"/>
+              </w:rPr>
+              <w:lastRenderedPageBreak/>
+              <w:t xml:space="preserve">4. </w:t>
+            </w:r>
+            <w:r>
+              <w:rPr>
+                <w:rFonts w:hint="eastAsia"/>
+              </w:rPr>
+              <w:t>准备答辩</w:t>
+            </w:r>
+            <w:r>
+              <w:rPr>
+                <w:rFonts w:hint="eastAsia"/>
+              </w:rPr>
+              <w:t>PPT</w:t>
+            </w:r>
+            <w:r>
+              <w:rPr>
+                <w:rFonts w:hint="eastAsia"/>
+              </w:rPr>
+              <w:t>，清晰阐述方案，确保通过开题检查。</w:t>
+            </w:r>
+          </w:p>
+          <w:p>
+            <w:pPr>
+              <w:spacing w:line="360" w:lineRule="atLeast"/>
+            </w:pPr>
+          </w:p>
+          <w:p>
+            <w:pPr>
+              <w:spacing w:line="360" w:lineRule="atLeast"/>
+            </w:pPr>
+            <w:r>
+              <w:rPr>
+                <w:rFonts w:hint="eastAsia"/>
+              </w:rPr>
+              <w:t>三、秋季学期第</w:t>
+            </w:r>
+            <w:r>
+              <w:rPr>
+                <w:rFonts w:hint="eastAsia"/>
+              </w:rPr>
+              <w:t>17-20</w:t>
+            </w:r>
+            <w:r>
+              <w:rPr>
+                <w:rFonts w:hint="eastAsia"/>
+              </w:rPr>
+              <w:t>周至春季学期第</w:t>
+            </w:r>
+            <w:r>
+              <w:rPr>
+                <w:rFonts w:hint="eastAsia"/>
+              </w:rPr>
+              <w:t>1-2</w:t>
+            </w:r>
+            <w:r>
+              <w:rPr>
+                <w:rFonts w:hint="eastAsia"/>
+              </w:rPr>
+              <w:t>周（第一阶段研究）</w:t>
+            </w:r>
+          </w:p>
+          <w:p>
+            <w:pPr>
+              <w:spacing w:line="360" w:lineRule="atLeast"/>
+            </w:pPr>
+          </w:p>
+          <w:p>
+            <w:pPr>
+              <w:spacing w:line="360" w:lineRule="atLeast"/>
+            </w:pPr>
+            <w:r>
+              <w:rPr>
+                <w:rFonts w:hint="eastAsia"/>
+              </w:rPr>
+              <w:t>核心工作：完成系统需求分析与架构设计，启动大模型适配</w:t>
+            </w:r>
+          </w:p>
+          <w:p>
+            <w:pPr>
+              <w:spacing w:line="360" w:lineRule="atLeast"/>
+            </w:pPr>
+          </w:p>
+          <w:p>
+            <w:pPr>
+              <w:spacing w:line="360" w:lineRule="atLeast"/>
+            </w:pPr>
+            <w:r>
+              <w:rPr>
+                <w:rFonts w:hint="eastAsia"/>
+              </w:rPr>
+              <w:t>具体要求：</w:t>
+            </w:r>
+          </w:p>
+          <w:p>
+            <w:pPr>
+              <w:spacing w:line="360" w:lineRule="atLeast"/>
+            </w:pPr>
+          </w:p>
+          <w:p>
+            <w:pPr>
+              <w:spacing w:line="360" w:lineRule="atLeast"/>
+            </w:pPr>
+            <w:r>
+              <w:rPr>
+                <w:rFonts w:hint="eastAsia"/>
+              </w:rPr>
+              <w:t xml:space="preserve">1. </w:t>
+            </w:r>
+            <w:r>
+              <w:rPr>
+                <w:rFonts w:hint="eastAsia"/>
+              </w:rPr>
+              <w:t>开展需求分析，明确系统功能与非功能需求，撰写《需求分析说明书》；</w:t>
+            </w:r>
+          </w:p>
+          <w:p>
+            <w:pPr>
+              <w:spacing w:line="360" w:lineRule="atLeast"/>
+              <w:rPr>
+                <w:rFonts w:hint="eastAsia"/>
+              </w:rPr>
+            </w:pPr>
+            <w:r>
+              <w:rPr>
+                <w:rFonts w:hint="eastAsia"/>
+              </w:rPr>
+              <w:t xml:space="preserve">2. </w:t>
+            </w:r>
+            <w:r>
+              <w:rPr>
+                <w:rFonts w:hint="eastAsia"/>
+              </w:rPr>
+              <w:t>设计系统整体架构，绘制架构图与模块流程图；</w:t>
+            </w:r>
+          </w:p>
+          <w:p>
+            <w:pPr>
+              <w:spacing w:line="360" w:lineRule="atLeast"/>
+            </w:pPr>
+            <w:r>
+              <w:rPr>
+                <w:rFonts w:hint="eastAsia"/>
+              </w:rPr>
+              <w:t xml:space="preserve">3. </w:t>
+            </w:r>
+            <w:r>
+              <w:rPr>
+                <w:rFonts w:hint="eastAsia"/>
+              </w:rPr>
+              <w:t>做好</w:t>
+            </w:r>
+            <w:r>
+              <w:rPr>
+                <w:rFonts w:hint="eastAsia"/>
+              </w:rPr>
+              <w:t>质量建模</w:t>
+            </w:r>
+            <w:r>
+              <w:rPr>
+                <w:rFonts w:hint="eastAsia"/>
+              </w:rPr>
+              <w:t>，</w:t>
+            </w:r>
+            <w:r>
+              <w:rPr>
+                <w:rFonts w:hint="eastAsia"/>
+              </w:rPr>
+              <w:t>量化成果。</w:t>
+            </w:r>
+          </w:p>
+          <w:p>
+            <w:pPr>
+              <w:spacing w:line="360" w:lineRule="atLeast"/>
+              <w:rPr>
+                <w:rFonts w:hint="eastAsia"/>
+              </w:rPr>
+            </w:pPr>
+            <w:r>
+              <w:rPr>
+                <w:rFonts w:hint="eastAsia"/>
+              </w:rPr>
+              <w:t>4</w:t>
+            </w:r>
+            <w:r>
+              <w:rPr>
+                <w:rFonts w:hint="eastAsia"/>
+              </w:rPr>
+              <w:t xml:space="preserve">. </w:t>
+            </w:r>
+            <w:r>
+              <w:rPr>
+                <w:rFonts w:hint="eastAsia"/>
+              </w:rPr>
+              <w:t>完成大模型选型测试，对比</w:t>
+            </w:r>
+            <w:proofErr w:type="spellStart"/>
+            <w:r>
+              <w:rPr>
+                <w:rFonts w:hint="eastAsia"/>
+              </w:rPr>
+              <w:t>CodeLlama</w:t>
+            </w:r>
+            <w:proofErr w:type="spellEnd"/>
+            <w:r>
+              <w:rPr>
+                <w:rFonts w:hint="eastAsia"/>
+              </w:rPr>
+              <w:t>、</w:t>
+            </w:r>
+            <w:r>
+              <w:rPr>
+                <w:rFonts w:hint="eastAsia"/>
+              </w:rPr>
+              <w:t>GPT-4 Code</w:t>
+            </w:r>
+            <w:r>
+              <w:rPr>
+                <w:rFonts w:hint="eastAsia"/>
+              </w:rPr>
+              <w:t>等模型特性，确定适配方案；</w:t>
+            </w:r>
+          </w:p>
+          <w:p>
+            <w:pPr>
+              <w:spacing w:line="360" w:lineRule="atLeast"/>
+              <w:rPr>
+                <w:rFonts w:hint="eastAsia"/>
+              </w:rPr>
+            </w:pPr>
+            <w:r>
+              <w:rPr>
+                <w:rFonts w:hint="eastAsia"/>
+              </w:rPr>
+              <w:t xml:space="preserve">5. </w:t>
             </w:r>
             <w:r>
               <w:rPr>
@@ -1161,82 +2386,666 @@
               <w:t>完成</w:t>
             </w:r>
             <w:r>
-              <w:t>领域内容调研</w:t>
-            </w:r>
-            <w:r>
-              <w:rPr>
-                <w:rFonts w:hint="eastAsia"/>
-              </w:rPr>
-              <w:t>，模板对应部分撰写。</w:t>
-            </w:r>
-          </w:p>
-          <w:p>
-            <w:pPr>
-              <w:numPr>
-                <w:ilvl w:val="0"/>
-                <w:numId w:val="3"/>
-              </w:numPr>
-              <w:spacing w:line="360" w:lineRule="atLeast"/>
-            </w:pPr>
-            <w:r>
-              <w:t xml:space="preserve">2018.2.28~2018.4.15 </w:t>
-            </w:r>
-            <w:r>
-              <w:rPr>
-                <w:rFonts w:hint="eastAsia"/>
-              </w:rPr>
-              <w:t>完成相关模板研究，设计模板。</w:t>
-            </w:r>
-          </w:p>
-          <w:p>
-            <w:pPr>
-              <w:numPr>
-                <w:ilvl w:val="0"/>
-                <w:numId w:val="3"/>
-              </w:numPr>
-              <w:spacing w:line="360" w:lineRule="atLeast"/>
-            </w:pPr>
-            <w:r>
-              <w:rPr>
-                <w:rFonts w:hint="eastAsia"/>
-              </w:rPr>
-              <w:t>2018.4.16~</w:t>
-            </w:r>
-            <w:r>
-              <w:t xml:space="preserve">2018.4.30 </w:t>
-            </w:r>
-            <w:r>
-              <w:rPr>
-                <w:rFonts w:hint="eastAsia"/>
-              </w:rPr>
-              <w:t>进行模板设计评估和比较分析。</w:t>
-            </w:r>
-          </w:p>
-          <w:p>
-            <w:pPr>
-              <w:pStyle w:val="a3"/>
-              <w:numPr>
-                <w:ilvl w:val="0"/>
-                <w:numId w:val="3"/>
-              </w:numPr>
-              <w:spacing w:line="360" w:lineRule="atLeast"/>
-              <w:ind w:firstLineChars="0"/>
-            </w:pPr>
-            <w:r>
-              <w:rPr>
-                <w:rFonts w:hint="eastAsia"/>
-              </w:rPr>
-              <w:t>2018.5.1~</w:t>
-            </w:r>
-            <w:r>
-              <w:t xml:space="preserve">2018.5.15  </w:t>
-            </w:r>
-            <w:r>
-              <w:rPr>
-                <w:rFonts w:hint="eastAsia"/>
-              </w:rPr>
-              <w:t>模板整体撰写。</w:t>
-            </w:r>
+              <w:rPr>
+                <w:rFonts w:hint="eastAsia"/>
+              </w:rPr>
+              <w:t xml:space="preserve"> MVP, </w:t>
+            </w:r>
+          </w:p>
+          <w:p>
+            <w:pPr>
+              <w:spacing w:line="360" w:lineRule="atLeast"/>
+              <w:rPr>
+                <w:rFonts w:hint="eastAsia"/>
+              </w:rPr>
+            </w:pPr>
+            <w:r>
+              <w:rPr>
+                <w:rFonts w:hint="eastAsia"/>
+              </w:rPr>
+              <w:t>5.</w:t>
+            </w:r>
+            <w:r>
+              <w:rPr>
+                <w:rFonts w:hint="eastAsia"/>
+              </w:rPr>
+              <w:t xml:space="preserve"> </w:t>
+            </w:r>
+            <w:r>
+              <w:rPr>
+                <w:rFonts w:hint="eastAsia"/>
+              </w:rPr>
+              <w:t>做</w:t>
+            </w:r>
+            <w:r>
+              <w:rPr>
+                <w:rFonts w:hint="eastAsia"/>
+              </w:rPr>
+              <w:t>对比试验</w:t>
+            </w:r>
+            <w:r>
+              <w:rPr>
+                <w:rFonts w:hint="eastAsia"/>
+              </w:rPr>
+              <w:t>，对比纯静态方法、纯大模型和“大模型驱动为核心，静态工具增强”三个方案的效果。</w:t>
+            </w:r>
+          </w:p>
+          <w:p>
+            <w:pPr>
+              <w:spacing w:line="360" w:lineRule="atLeast"/>
+              <w:rPr>
+                <w:rFonts w:hint="eastAsia"/>
+              </w:rPr>
+            </w:pPr>
+          </w:p>
+          <w:p>
+            <w:pPr>
+              <w:spacing w:line="360" w:lineRule="atLeast"/>
+            </w:pPr>
+          </w:p>
+          <w:p>
+            <w:pPr>
+              <w:spacing w:line="360" w:lineRule="atLeast"/>
+            </w:pPr>
+            <w:r>
+              <w:rPr>
+                <w:rFonts w:hint="eastAsia"/>
+              </w:rPr>
+              <w:t>四、春季学期第</w:t>
+            </w:r>
+            <w:r>
+              <w:rPr>
+                <w:rFonts w:hint="eastAsia"/>
+              </w:rPr>
+              <w:t>3-4</w:t>
+            </w:r>
+            <w:r>
+              <w:rPr>
+                <w:rFonts w:hint="eastAsia"/>
+              </w:rPr>
+              <w:t>周（中期检查阶段）</w:t>
+            </w:r>
+          </w:p>
+          <w:p>
+            <w:pPr>
+              <w:spacing w:line="360" w:lineRule="atLeast"/>
+            </w:pPr>
+          </w:p>
+          <w:p>
+            <w:pPr>
+              <w:spacing w:line="360" w:lineRule="atLeast"/>
+            </w:pPr>
+            <w:r>
+              <w:rPr>
+                <w:rFonts w:hint="eastAsia"/>
+              </w:rPr>
+              <w:t>核心工作：完成中期进展总结，通过中期检查</w:t>
+            </w:r>
+          </w:p>
+          <w:p>
+            <w:pPr>
+              <w:spacing w:line="360" w:lineRule="atLeast"/>
+            </w:pPr>
+          </w:p>
+          <w:p>
+            <w:pPr>
+              <w:spacing w:line="360" w:lineRule="atLeast"/>
+            </w:pPr>
+            <w:r>
+              <w:rPr>
+                <w:rFonts w:hint="eastAsia"/>
+              </w:rPr>
+              <w:t>具体要求：</w:t>
+            </w:r>
+          </w:p>
+          <w:p>
+            <w:pPr>
+              <w:spacing w:line="360" w:lineRule="atLeast"/>
+            </w:pPr>
+          </w:p>
+          <w:p>
+            <w:pPr>
+              <w:spacing w:line="360" w:lineRule="atLeast"/>
+            </w:pPr>
+            <w:r>
+              <w:rPr>
+                <w:rFonts w:hint="eastAsia"/>
+              </w:rPr>
+              <w:t xml:space="preserve">1. </w:t>
+            </w:r>
+            <w:r>
+              <w:rPr>
+                <w:rFonts w:hint="eastAsia"/>
+              </w:rPr>
+              <w:t>按要求填写《中期进展情况检查表》，梳理阶段成果、未完成任务及后续计划；</w:t>
+            </w:r>
+          </w:p>
+          <w:p>
+            <w:pPr>
+              <w:spacing w:line="360" w:lineRule="atLeast"/>
+            </w:pPr>
+            <w:r>
+              <w:rPr>
+                <w:rFonts w:hint="eastAsia"/>
+              </w:rPr>
+              <w:t xml:space="preserve">2. </w:t>
+            </w:r>
+            <w:r>
+              <w:rPr>
+                <w:rFonts w:hint="eastAsia"/>
+              </w:rPr>
+              <w:t>撰写《中期进展报告》，附架构图、模型测试报告等材料，提前</w:t>
+            </w:r>
+            <w:r>
+              <w:rPr>
+                <w:rFonts w:hint="eastAsia"/>
+              </w:rPr>
+              <w:t>2</w:t>
+            </w:r>
+            <w:r>
+              <w:rPr>
+                <w:rFonts w:hint="eastAsia"/>
+              </w:rPr>
+              <w:t>天提交审核；</w:t>
+            </w:r>
+          </w:p>
+          <w:p>
+            <w:pPr>
+              <w:spacing w:line="360" w:lineRule="atLeast"/>
+            </w:pPr>
+            <w:r>
+              <w:rPr>
+                <w:rFonts w:hint="eastAsia"/>
+              </w:rPr>
+              <w:t xml:space="preserve">3. </w:t>
+            </w:r>
+            <w:r>
+              <w:rPr>
+                <w:rFonts w:hint="eastAsia"/>
+              </w:rPr>
+              <w:t>准备汇报内容，说明进展情况与问题解决方案，确保通过检查，计划调整需提前协商。</w:t>
+            </w:r>
+          </w:p>
+          <w:p>
+            <w:pPr>
+              <w:spacing w:line="360" w:lineRule="atLeast"/>
+            </w:pPr>
+          </w:p>
+          <w:p>
+            <w:pPr>
+              <w:spacing w:line="360" w:lineRule="atLeast"/>
+            </w:pPr>
+            <w:r>
+              <w:rPr>
+                <w:rFonts w:hint="eastAsia"/>
+              </w:rPr>
+              <w:t>五、春季学期第</w:t>
+            </w:r>
+            <w:r>
+              <w:rPr>
+                <w:rFonts w:hint="eastAsia"/>
+              </w:rPr>
+              <w:t>5-8</w:t>
+            </w:r>
+            <w:r>
+              <w:rPr>
+                <w:rFonts w:hint="eastAsia"/>
+              </w:rPr>
+              <w:t>周（第二阶段研究）</w:t>
+            </w:r>
+          </w:p>
+          <w:p>
+            <w:pPr>
+              <w:spacing w:line="360" w:lineRule="atLeast"/>
+            </w:pPr>
+          </w:p>
+          <w:p>
+            <w:pPr>
+              <w:spacing w:line="360" w:lineRule="atLeast"/>
+            </w:pPr>
+            <w:r>
+              <w:rPr>
+                <w:rFonts w:hint="eastAsia"/>
+              </w:rPr>
+              <w:t>核心工作：完成系统开发与初步测试，启动论文撰写</w:t>
+            </w:r>
+          </w:p>
+          <w:p>
+            <w:pPr>
+              <w:spacing w:line="360" w:lineRule="atLeast"/>
+            </w:pPr>
+          </w:p>
+          <w:p>
+            <w:pPr>
+              <w:spacing w:line="360" w:lineRule="atLeast"/>
+            </w:pPr>
+            <w:r>
+              <w:rPr>
+                <w:rFonts w:hint="eastAsia"/>
+              </w:rPr>
+              <w:t>具体要求：</w:t>
+            </w:r>
+          </w:p>
+          <w:p>
+            <w:pPr>
+              <w:spacing w:line="360" w:lineRule="atLeast"/>
+            </w:pPr>
+          </w:p>
+          <w:p>
+            <w:pPr>
+              <w:spacing w:line="360" w:lineRule="atLeast"/>
+            </w:pPr>
+            <w:r>
+              <w:rPr>
+                <w:rFonts w:hint="eastAsia"/>
+              </w:rPr>
+              <w:t xml:space="preserve">1. </w:t>
+            </w:r>
+            <w:r>
+              <w:rPr>
+                <w:rFonts w:hint="eastAsia"/>
+              </w:rPr>
+              <w:t>基于架构实现核心模块（代码解析、大模型交互、多维度评估、结果展示）；</w:t>
+            </w:r>
+          </w:p>
+          <w:p>
+            <w:pPr>
+              <w:spacing w:line="360" w:lineRule="atLeast"/>
+            </w:pPr>
+            <w:r>
+              <w:rPr>
+                <w:rFonts w:hint="eastAsia"/>
+              </w:rPr>
+              <w:t xml:space="preserve">2. </w:t>
+            </w:r>
+            <w:r>
+              <w:rPr>
+                <w:rFonts w:hint="eastAsia"/>
+              </w:rPr>
+              <w:t>构建测试数据集，完成系统初步测试与优化；</w:t>
+            </w:r>
+          </w:p>
+          <w:p>
+            <w:pPr>
+              <w:spacing w:line="360" w:lineRule="atLeast"/>
+            </w:pPr>
+            <w:r>
+              <w:rPr>
+                <w:rFonts w:hint="eastAsia"/>
+              </w:rPr>
+              <w:t xml:space="preserve">3. </w:t>
+            </w:r>
+            <w:r>
+              <w:rPr>
+                <w:rFonts w:hint="eastAsia"/>
+              </w:rPr>
+              <w:t>启动论文撰写，完成摘要、引言、文献综述等章节，形成初稿框架；</w:t>
+            </w:r>
+          </w:p>
+          <w:p>
+            <w:pPr>
+              <w:spacing w:line="360" w:lineRule="atLeast"/>
+            </w:pPr>
+            <w:r>
+              <w:rPr>
+                <w:rFonts w:hint="eastAsia"/>
+              </w:rPr>
+              <w:t xml:space="preserve">4. </w:t>
+            </w:r>
+            <w:r>
+              <w:rPr>
+                <w:rFonts w:hint="eastAsia"/>
+              </w:rPr>
+              <w:t>每两周线下沟通，演示开发进展，提交论文初稿片段审核。</w:t>
+            </w:r>
+          </w:p>
+          <w:p>
+            <w:pPr>
+              <w:spacing w:line="360" w:lineRule="atLeast"/>
+            </w:pPr>
+          </w:p>
+          <w:p>
+            <w:pPr>
+              <w:spacing w:line="360" w:lineRule="atLeast"/>
+            </w:pPr>
+            <w:r>
+              <w:rPr>
+                <w:rFonts w:hint="eastAsia"/>
+              </w:rPr>
+              <w:lastRenderedPageBreak/>
+              <w:t>六、春季学期第</w:t>
+            </w:r>
+            <w:r>
+              <w:rPr>
+                <w:rFonts w:hint="eastAsia"/>
+              </w:rPr>
+              <w:t>9-11</w:t>
+            </w:r>
+            <w:r>
+              <w:rPr>
+                <w:rFonts w:hint="eastAsia"/>
+              </w:rPr>
+              <w:t>周（院级审查阶段）</w:t>
+            </w:r>
+          </w:p>
+          <w:p>
+            <w:pPr>
+              <w:spacing w:line="360" w:lineRule="atLeast"/>
+            </w:pPr>
+          </w:p>
+          <w:p>
+            <w:pPr>
+              <w:spacing w:line="360" w:lineRule="atLeast"/>
+            </w:pPr>
+            <w:r>
+              <w:rPr>
+                <w:rFonts w:hint="eastAsia"/>
+              </w:rPr>
+              <w:t>核心工作：完成系统优化与论文修改，通过院内查重与内审</w:t>
+            </w:r>
+          </w:p>
+          <w:p>
+            <w:pPr>
+              <w:spacing w:line="360" w:lineRule="atLeast"/>
+            </w:pPr>
+          </w:p>
+          <w:p>
+            <w:pPr>
+              <w:spacing w:line="360" w:lineRule="atLeast"/>
+            </w:pPr>
+            <w:r>
+              <w:rPr>
+                <w:rFonts w:hint="eastAsia"/>
+              </w:rPr>
+              <w:t>具体要求：</w:t>
+            </w:r>
+          </w:p>
+          <w:p>
+            <w:pPr>
+              <w:spacing w:line="360" w:lineRule="atLeast"/>
+            </w:pPr>
+          </w:p>
+          <w:p>
+            <w:pPr>
+              <w:spacing w:line="360" w:lineRule="atLeast"/>
+            </w:pPr>
+            <w:r>
+              <w:rPr>
+                <w:rFonts w:hint="eastAsia"/>
+              </w:rPr>
+              <w:t xml:space="preserve">1. </w:t>
+            </w:r>
+            <w:r>
+              <w:rPr>
+                <w:rFonts w:hint="eastAsia"/>
+              </w:rPr>
+              <w:t>依据测试结果与审核意见，完成系统优化与</w:t>
+            </w:r>
+            <w:r>
+              <w:rPr>
+                <w:rFonts w:hint="eastAsia"/>
+              </w:rPr>
+              <w:t>Bug</w:t>
+            </w:r>
+            <w:r>
+              <w:rPr>
+                <w:rFonts w:hint="eastAsia"/>
+              </w:rPr>
+              <w:t>修复，形成可演示版本；</w:t>
+            </w:r>
+          </w:p>
+          <w:p>
+            <w:pPr>
+              <w:spacing w:line="360" w:lineRule="atLeast"/>
+            </w:pPr>
+            <w:r>
+              <w:rPr>
+                <w:rFonts w:hint="eastAsia"/>
+              </w:rPr>
+              <w:t xml:space="preserve">2. </w:t>
+            </w:r>
+            <w:r>
+              <w:rPr>
+                <w:rFonts w:hint="eastAsia"/>
+              </w:rPr>
+              <w:t>完善论文核心章节，全文润色确保逻辑清晰；</w:t>
+            </w:r>
+          </w:p>
+          <w:p>
+            <w:pPr>
+              <w:spacing w:line="360" w:lineRule="atLeast"/>
+            </w:pPr>
+            <w:r>
+              <w:rPr>
+                <w:rFonts w:hint="eastAsia"/>
+              </w:rPr>
+              <w:t xml:space="preserve">3. </w:t>
+            </w:r>
+            <w:r>
+              <w:rPr>
+                <w:rFonts w:hint="eastAsia"/>
+              </w:rPr>
+              <w:t>完成论文查重，确保重复率≤</w:t>
+            </w:r>
+            <w:r>
+              <w:rPr>
+                <w:rFonts w:hint="eastAsia"/>
+              </w:rPr>
+              <w:t>15%</w:t>
+            </w:r>
+            <w:r>
+              <w:rPr>
+                <w:rFonts w:hint="eastAsia"/>
+              </w:rPr>
+              <w:t>，超标及时修改；</w:t>
+            </w:r>
+          </w:p>
+          <w:p>
+            <w:pPr>
+              <w:spacing w:line="360" w:lineRule="atLeast"/>
+            </w:pPr>
+            <w:r>
+              <w:rPr>
+                <w:rFonts w:hint="eastAsia"/>
+              </w:rPr>
+              <w:t xml:space="preserve">4. </w:t>
+            </w:r>
+            <w:r>
+              <w:rPr>
+                <w:rFonts w:hint="eastAsia"/>
+              </w:rPr>
+              <w:t>提交最终系统（含源码、说明文档）与论文初稿，配合内审并根据意见调整。</w:t>
+            </w:r>
+          </w:p>
+          <w:p>
+            <w:pPr>
+              <w:spacing w:line="360" w:lineRule="atLeast"/>
+            </w:pPr>
+          </w:p>
+          <w:p>
+            <w:pPr>
+              <w:spacing w:line="360" w:lineRule="atLeast"/>
+            </w:pPr>
+            <w:r>
+              <w:rPr>
+                <w:rFonts w:hint="eastAsia"/>
+              </w:rPr>
+              <w:t>七、春季学期第</w:t>
+            </w:r>
+            <w:r>
+              <w:rPr>
+                <w:rFonts w:hint="eastAsia"/>
+              </w:rPr>
+              <w:t>12-15</w:t>
+            </w:r>
+            <w:r>
+              <w:rPr>
+                <w:rFonts w:hint="eastAsia"/>
+              </w:rPr>
+              <w:t>周（答辩与评优阶段）</w:t>
+            </w:r>
+          </w:p>
+          <w:p>
+            <w:pPr>
+              <w:spacing w:line="360" w:lineRule="atLeast"/>
+            </w:pPr>
+          </w:p>
+          <w:p>
+            <w:pPr>
+              <w:spacing w:line="360" w:lineRule="atLeast"/>
+            </w:pPr>
+            <w:r>
+              <w:rPr>
+                <w:rFonts w:hint="eastAsia"/>
+              </w:rPr>
+              <w:t>核心工作：准备答辩材料，完成答辩及后续整改归档</w:t>
+            </w:r>
+          </w:p>
+          <w:p>
+            <w:pPr>
+              <w:spacing w:line="360" w:lineRule="atLeast"/>
+            </w:pPr>
+          </w:p>
+          <w:p>
+            <w:pPr>
+              <w:spacing w:line="360" w:lineRule="atLeast"/>
+            </w:pPr>
+            <w:r>
+              <w:rPr>
+                <w:rFonts w:hint="eastAsia"/>
+              </w:rPr>
+              <w:t>具体要求：</w:t>
+            </w:r>
+          </w:p>
+          <w:p>
+            <w:pPr>
+              <w:spacing w:line="360" w:lineRule="atLeast"/>
+            </w:pPr>
+          </w:p>
+          <w:p>
+            <w:pPr>
+              <w:spacing w:line="360" w:lineRule="atLeast"/>
+            </w:pPr>
+            <w:r>
+              <w:rPr>
+                <w:rFonts w:hint="eastAsia"/>
+              </w:rPr>
+              <w:t xml:space="preserve">1. </w:t>
+            </w:r>
+            <w:r>
+              <w:rPr>
+                <w:rFonts w:hint="eastAsia"/>
+              </w:rPr>
+              <w:t>撰写答辩稿并制作</w:t>
+            </w:r>
+            <w:r>
+              <w:rPr>
+                <w:rFonts w:hint="eastAsia"/>
+              </w:rPr>
+              <w:t>PPT</w:t>
+            </w:r>
+            <w:r>
+              <w:rPr>
+                <w:rFonts w:hint="eastAsia"/>
+              </w:rPr>
+              <w:t>，突出创新点、设计方案与成果，提前</w:t>
+            </w:r>
+            <w:r>
+              <w:rPr>
+                <w:rFonts w:hint="eastAsia"/>
+              </w:rPr>
+              <w:t>5</w:t>
+            </w:r>
+            <w:r>
+              <w:rPr>
+                <w:rFonts w:hint="eastAsia"/>
+              </w:rPr>
+              <w:t>天提交审核；</w:t>
+            </w:r>
+          </w:p>
+          <w:p>
+            <w:pPr>
+              <w:spacing w:line="360" w:lineRule="atLeast"/>
+            </w:pPr>
+            <w:r>
+              <w:rPr>
+                <w:rFonts w:hint="eastAsia"/>
+              </w:rPr>
+              <w:t xml:space="preserve">2. </w:t>
+            </w:r>
+            <w:r>
+              <w:rPr>
+                <w:rFonts w:hint="eastAsia"/>
+              </w:rPr>
+              <w:t>熟悉系统演示流程，准备答辩可能涉及的问题；</w:t>
+            </w:r>
+          </w:p>
+          <w:p>
+            <w:pPr>
+              <w:spacing w:line="360" w:lineRule="atLeast"/>
+            </w:pPr>
+            <w:r>
+              <w:rPr>
+                <w:rFonts w:hint="eastAsia"/>
+              </w:rPr>
+              <w:t xml:space="preserve">3. </w:t>
+            </w:r>
+            <w:r>
+              <w:rPr>
+                <w:rFonts w:hint="eastAsia"/>
+              </w:rPr>
+              <w:t>参加学院答辩，依据答辩意见完成论文修改；</w:t>
+            </w:r>
+          </w:p>
+          <w:p>
+            <w:pPr>
+              <w:spacing w:line="360" w:lineRule="atLeast"/>
+            </w:pPr>
+            <w:r>
+              <w:rPr>
+                <w:rFonts w:hint="eastAsia"/>
+              </w:rPr>
+              <w:t xml:space="preserve">4. </w:t>
+            </w:r>
+            <w:r>
+              <w:rPr>
+                <w:rFonts w:hint="eastAsia"/>
+              </w:rPr>
+              <w:t>整理论文终稿、系统源码等材料归档，提交至教务系统与学院，配合成绩录入及优秀论文推荐。</w:t>
+            </w:r>
+          </w:p>
+          <w:p>
+            <w:pPr>
+              <w:spacing w:line="360" w:lineRule="atLeast"/>
+            </w:pPr>
+          </w:p>
+          <w:p>
+            <w:pPr>
+              <w:spacing w:line="360" w:lineRule="atLeast"/>
+            </w:pPr>
+            <w:r>
+              <w:rPr>
+                <w:rFonts w:hint="eastAsia"/>
+              </w:rPr>
+              <w:t>注：时间节点与学校安排保持一致，若有调整另行通知。严格遵守进度计划，特殊情况无法按时完成需提前</w:t>
+            </w:r>
+            <w:r>
+              <w:rPr>
+                <w:rFonts w:hint="eastAsia"/>
+              </w:rPr>
+              <w:t>3</w:t>
+            </w:r>
+            <w:r>
+              <w:rPr>
+                <w:rFonts w:hint="eastAsia"/>
+              </w:rPr>
+              <w:t>个工作日提交书面申请，说明原因及调整方案。</w:t>
+            </w:r>
+          </w:p>
+          <w:p>
+            <w:pPr>
+              <w:spacing w:line="360" w:lineRule="atLeast"/>
+            </w:pPr>
           </w:p>
         </w:tc>
       </w:tr>
@@ -1246,7 +3055,7 @@
         </w:trPr>
         <w:tc>
           <w:tcPr>
-            <w:tcW w:w="1758" w:type="dxa"/>
+            <w:tcW w:w="1800" w:type="dxa"/>
             <w:gridSpan w:val="2"/>
             <w:tcBorders>
               <w:top w:val="single" w:sz="4" w:space="0" w:color="auto"/>
@@ -1264,13 +3073,14 @@
               <w:rPr>
                 <w:rFonts w:hint="eastAsia"/>
               </w:rPr>
+              <w:lastRenderedPageBreak/>
               <w:t>指导教师签字</w:t>
             </w:r>
           </w:p>
         </w:tc>
         <w:tc>
           <w:tcPr>
-            <w:tcW w:w="3157" w:type="dxa"/>
+            <w:tcW w:w="3240" w:type="dxa"/>
             <w:gridSpan w:val="2"/>
             <w:tcBorders>
               <w:top w:val="single" w:sz="4" w:space="0" w:color="auto"/>
@@ -1285,6 +3095,53 @@
               <w:spacing w:line="360" w:lineRule="atLeast"/>
               <w:jc w:val="center"/>
             </w:pPr>
+            <w:r>
+              <w:rPr>
+                <w:rFonts w:hint="eastAsia"/>
+                <w:noProof/>
+              </w:rPr>
+              <w:drawing>
+                <wp:inline distT="0" distB="0" distL="114300" distR="114300" wp14:anchorId="6066BCCC" wp14:editId="6065C668">
+                  <wp:extent cx="550545" cy="186055"/>
+                  <wp:effectExtent l="0" t="0" r="7620" b="17145"/>
+                  <wp:docPr id="1" name="图片 1" descr="金老师电子签名"/>
+                  <wp:cNvGraphicFramePr>
+                    <a:graphicFrameLocks xmlns:a="http://schemas.openxmlformats.org/drawingml/2006/main" noChangeAspect="1"/>
+                  </wp:cNvGraphicFramePr>
+                  <a:graphic xmlns:a="http://schemas.openxmlformats.org/drawingml/2006/main">
+                    <a:graphicData uri="http://schemas.openxmlformats.org/drawingml/2006/picture">
+                      <pic:pic xmlns:pic="http://schemas.openxmlformats.org/drawingml/2006/picture">
+                        <pic:nvPicPr>
+                          <pic:cNvPr id="1" name="图片 1" descr="金老师电子签名"/>
+                          <pic:cNvPicPr>
+                            <a:picLocks noChangeAspect="1"/>
+                          </pic:cNvPicPr>
+                        </pic:nvPicPr>
+                        <pic:blipFill>
+                          <a:blip r:embed="rId10"/>
+                          <a:stretch>
+                            <a:fillRect/>
+                          </a:stretch>
+                        </pic:blipFill>
+                        <pic:spPr>
+                          <a:xfrm>
+                            <a:off x="0" y="0"/>
+                            <a:ext cx="550545" cy="186055"/>
+                          </a:xfrm>
+                          <a:prstGeom prst="rect">
+                            <a:avLst/>
+                          </a:prstGeom>
+                          <a:noFill/>
+                          <a:ln>
+                            <a:noFill/>
+                          </a:ln>
+                        </pic:spPr>
+                      </pic:pic>
+                    </a:graphicData>
+                  </a:graphic>
+                </wp:inline>
+              </w:drawing>
+            </w:r>
           </w:p>
         </w:tc>
         <w:tc>
@@ -1313,7 +3170,7 @@
         </w:tc>
         <w:tc>
           <w:tcPr>
-            <w:tcW w:w="3546" w:type="dxa"/>
+            <w:tcW w:w="3421" w:type="dxa"/>
             <w:gridSpan w:val="3"/>
             <w:tcBorders>
               <w:top w:val="single" w:sz="4" w:space="0" w:color="auto"/>
@@ -1327,36 +3184,6 @@
               <w:spacing w:line="360" w:lineRule="atLeast"/>
               <w:jc w:val="center"/>
             </w:pPr>
-            <w:r>
-              <w:rPr>
-                <w:rFonts w:hint="eastAsia"/>
-              </w:rPr>
-              <w:t>年</w:t>
-            </w:r>
-            <w:r>
-              <w:rPr>
-                <w:rFonts w:hint="eastAsia"/>
-              </w:rPr>
-              <w:t xml:space="preserve">   </w:t>
-            </w:r>
-            <w:r>
-              <w:rPr>
-                <w:rFonts w:hint="eastAsia"/>
-              </w:rPr>
-              <w:t>月</w:t>
-            </w:r>
-            <w:r>
-              <w:rPr>
-                <w:rFonts w:hint="eastAsia"/>
-              </w:rPr>
-              <w:t xml:space="preserve">   </w:t>
-            </w:r>
-            <w:r>
-              <w:rPr>
-                <w:rFonts w:hint="eastAsia"/>
-              </w:rPr>
-              <w:t>日</w:t>
-            </w:r>
           </w:p>
         </w:tc>
       </w:tr>
@@ -1364,7 +3191,7 @@
     <w:p/>
     <w:sectPr>
       <w:pgSz w:w="11906" w:h="16838"/>
-      <w:pgMar w:top="1418" w:right="1418" w:bottom="1418" w:left="1418" w:header="851" w:footer="992" w:gutter="0"/>
+      <w:pgMar w:top="1440" w:right="1800" w:bottom="1440" w:left="1800" w:header="851" w:footer="992" w:gutter="0"/>
       <w:cols w:space="425"/>
       <w:docGrid w:type="lines" w:linePitch="312"/>
     </w:sectPr>
@@ -1373,492 +3200,71 @@
 </file>
 
 <file path=word/numbering.xml><?xml version="1.0" encoding="utf-8"?>
-<w:numbering xmlns:wpc="http://schemas.microsoft.com/office/word/2010/wordprocessingCanvas" xmlns:cx="http://schemas.microsoft.com/office/drawing/2014/chartex" xmlns:cx1="http://schemas.microsoft.com/office/drawing/2015/9/8/chartex" xmlns:mc="http://schemas.openxmlformats.org/markup-compatibility/2006" xmlns:o="urn:schemas-microsoft-com:office:office" xmlns:r="http://schemas.openxmlformats.org/officeDocument/2006/relationships" xmlns:m="http://schemas.openxmlformats.org/officeDocument/2006/math" xmlns:v="urn:schemas-microsoft-com:vml" xmlns:wp14="http://schemas.microsoft.com/office/word/2010/wordprocessingDrawing" xmlns:wp="http://schemas.openxmlformats.org/drawingml/2006/wordprocessingDrawing" xmlns:w10="urn:schemas-microsoft-com:office:word" xmlns:w="http://schemas.openxmlformats.org/wordprocessingml/2006/main" xmlns:w14="http://schemas.microsoft.com/office/word/2010/wordml" xmlns:w15="http://schemas.microsoft.com/office/word/2012/wordml" xmlns:w16se="http://schemas.microsoft.com/office/word/2015/wordml/symex" xmlns:wpg="http://schemas.microsoft.com/office/word/2010/wordprocessingGroup" xmlns:wpi="http://schemas.microsoft.com/office/word/2010/wordprocessingInk" xmlns:wne="http://schemas.microsoft.com/office/word/2006/wordml" xmlns:wps="http://schemas.microsoft.com/office/word/2010/wordprocessingShape" mc:Ignorable="w14 w15 w16se wp14">
-  <w:abstractNum w:abstractNumId="0" w15:restartNumberingAfterBreak="0">
-    <w:nsid w:val="089313D5"/>
-    <w:multiLevelType w:val="hybridMultilevel"/>
-    <w:tmpl w:val="14E4AD08"/>
-    <w:lvl w:ilvl="0" w:tplc="83DAD924">
+<w:numbering xmlns:wpc="http://schemas.microsoft.com/office/word/2010/wordprocessingCanvas" xmlns:mo="http://schemas.microsoft.com/office/mac/office/2008/main" xmlns:mc="http://schemas.openxmlformats.org/markup-compatibility/2006" xmlns:mv="urn:schemas-microsoft-com:mac:vml" xmlns:o="urn:schemas-microsoft-com:office:office" xmlns:r="http://schemas.openxmlformats.org/officeDocument/2006/relationships" xmlns:m="http://schemas.openxmlformats.org/officeDocument/2006/math" xmlns:v="urn:schemas-microsoft-com:vml" xmlns:wp14="http://schemas.microsoft.com/office/word/2010/wordprocessingDrawing" xmlns:wp="http://schemas.openxmlformats.org/drawingml/2006/wordprocessingDrawing" xmlns:w10="urn:schemas-microsoft-com:office:word" xmlns:w="http://schemas.openxmlformats.org/wordprocessingml/2006/main" xmlns:w14="http://schemas.microsoft.com/office/word/2010/wordml" xmlns:w15="http://schemas.microsoft.com/office/word/2012/wordml" xmlns:wpg="http://schemas.microsoft.com/office/word/2010/wordprocessingGroup" xmlns:wpi="http://schemas.microsoft.com/office/word/2010/wordprocessingInk" xmlns:wne="http://schemas.microsoft.com/office/word/2006/wordml" xmlns:wps="http://schemas.microsoft.com/office/word/2010/wordprocessingShape" mc:Ignorable="w14 w15 wp14">
+  <w:abstractNum w:abstractNumId="0">
+    <w:nsid w:val="BB77705F"/>
+    <w:multiLevelType w:val="singleLevel"/>
+    <w:tmpl w:val="BB77705F"/>
+    <w:lvl w:ilvl="0">
       <w:start w:val="1"/>
-      <w:numFmt w:val="bullet"/>
-      <w:lvlText w:val=""/>
+      <w:numFmt w:val="decimal"/>
+      <w:suff w:val="nothing"/>
+      <w:lvlText w:val="（%1）"/>
       <w:lvlJc w:val="left"/>
-      <w:pPr>
-        <w:ind w:left="420" w:hanging="420"/>
-      </w:pPr>
-      <w:rPr>
-        <w:rFonts w:ascii="Wingdings" w:hAnsi="Wingdings" w:hint="default"/>
-      </w:rPr>
-    </w:lvl>
-    <w:lvl w:ilvl="1" w:tplc="04090003" w:tentative="1">
-      <w:start w:val="1"/>
-      <w:numFmt w:val="bullet"/>
-      <w:lvlText w:val=""/>
-      <w:lvlJc w:val="left"/>
-      <w:pPr>
-        <w:ind w:left="840" w:hanging="420"/>
-      </w:pPr>
-      <w:rPr>
-        <w:rFonts w:ascii="Wingdings" w:hAnsi="Wingdings" w:hint="default"/>
-      </w:rPr>
-    </w:lvl>
-    <w:lvl w:ilvl="2" w:tplc="04090005" w:tentative="1">
-      <w:start w:val="1"/>
-      <w:numFmt w:val="bullet"/>
-      <w:lvlText w:val=""/>
-      <w:lvlJc w:val="left"/>
-      <w:pPr>
-        <w:ind w:left="1260" w:hanging="420"/>
-      </w:pPr>
-      <w:rPr>
-        <w:rFonts w:ascii="Wingdings" w:hAnsi="Wingdings" w:hint="default"/>
-      </w:rPr>
-    </w:lvl>
-    <w:lvl w:ilvl="3" w:tplc="04090001" w:tentative="1">
-      <w:start w:val="1"/>
-      <w:numFmt w:val="bullet"/>
-      <w:lvlText w:val=""/>
-      <w:lvlJc w:val="left"/>
-      <w:pPr>
-        <w:ind w:left="1680" w:hanging="420"/>
-      </w:pPr>
-      <w:rPr>
-        <w:rFonts w:ascii="Wingdings" w:hAnsi="Wingdings" w:hint="default"/>
-      </w:rPr>
-    </w:lvl>
-    <w:lvl w:ilvl="4" w:tplc="04090003" w:tentative="1">
-      <w:start w:val="1"/>
-      <w:numFmt w:val="bullet"/>
-      <w:lvlText w:val=""/>
-      <w:lvlJc w:val="left"/>
-      <w:pPr>
-        <w:ind w:left="2100" w:hanging="420"/>
-      </w:pPr>
-      <w:rPr>
-        <w:rFonts w:ascii="Wingdings" w:hAnsi="Wingdings" w:hint="default"/>
-      </w:rPr>
-    </w:lvl>
-    <w:lvl w:ilvl="5" w:tplc="04090005" w:tentative="1">
-      <w:start w:val="1"/>
-      <w:numFmt w:val="bullet"/>
-      <w:lvlText w:val=""/>
-      <w:lvlJc w:val="left"/>
-      <w:pPr>
-        <w:ind w:left="2520" w:hanging="420"/>
-      </w:pPr>
-      <w:rPr>
-        <w:rFonts w:ascii="Wingdings" w:hAnsi="Wingdings" w:hint="default"/>
-      </w:rPr>
-    </w:lvl>
-    <w:lvl w:ilvl="6" w:tplc="04090001" w:tentative="1">
-      <w:start w:val="1"/>
-      <w:numFmt w:val="bullet"/>
-      <w:lvlText w:val=""/>
-      <w:lvlJc w:val="left"/>
-      <w:pPr>
-        <w:ind w:left="2940" w:hanging="420"/>
-      </w:pPr>
-      <w:rPr>
-        <w:rFonts w:ascii="Wingdings" w:hAnsi="Wingdings" w:hint="default"/>
-      </w:rPr>
-    </w:lvl>
-    <w:lvl w:ilvl="7" w:tplc="04090003" w:tentative="1">
-      <w:start w:val="1"/>
-      <w:numFmt w:val="bullet"/>
-      <w:lvlText w:val=""/>
-      <w:lvlJc w:val="left"/>
-      <w:pPr>
-        <w:ind w:left="3360" w:hanging="420"/>
-      </w:pPr>
-      <w:rPr>
-        <w:rFonts w:ascii="Wingdings" w:hAnsi="Wingdings" w:hint="default"/>
-      </w:rPr>
-    </w:lvl>
-    <w:lvl w:ilvl="8" w:tplc="04090005" w:tentative="1">
-      <w:start w:val="1"/>
-      <w:numFmt w:val="bullet"/>
-      <w:lvlText w:val=""/>
-      <w:lvlJc w:val="left"/>
-      <w:pPr>
-        <w:ind w:left="3780" w:hanging="420"/>
-      </w:pPr>
-      <w:rPr>
-        <w:rFonts w:ascii="Wingdings" w:hAnsi="Wingdings" w:hint="default"/>
-      </w:rPr>
     </w:lvl>
   </w:abstractNum>
-  <w:abstractNum w:abstractNumId="1" w15:restartNumberingAfterBreak="0">
-    <w:nsid w:val="113432D6"/>
-    <w:multiLevelType w:val="hybridMultilevel"/>
-    <w:tmpl w:val="56008F70"/>
-    <w:lvl w:ilvl="0" w:tplc="10307DF4">
+  <w:abstractNum w:abstractNumId="1">
+    <w:nsid w:val="BFC332D6"/>
+    <w:multiLevelType w:val="singleLevel"/>
+    <w:tmpl w:val="BFC332D6"/>
+    <w:lvl w:ilvl="0">
       <w:start w:val="1"/>
-      <w:numFmt w:val="japaneseCounting"/>
+      <w:numFmt w:val="decimal"/>
+      <w:suff w:val="nothing"/>
       <w:lvlText w:val="%1、"/>
+      <w:lvlJc w:val="left"/>
+    </w:lvl>
+  </w:abstractNum>
+  <w:abstractNum w:abstractNumId="2">
+    <w:nsid w:val="18DA1E1C"/>
+    <w:multiLevelType w:val="singleLevel"/>
+    <w:tmpl w:val="18DA1E1C"/>
+    <w:lvl w:ilvl="0">
+      <w:start w:val="1"/>
+      <w:numFmt w:val="decimal"/>
+      <w:lvlText w:val="[%1]"/>
       <w:lvlJc w:val="left"/>
       <w:pPr>
         <w:tabs>
-          <w:tab w:val="num" w:pos="960"/>
+          <w:tab w:val="left" w:pos="312"/>
         </w:tabs>
-        <w:ind w:left="960" w:hanging="480"/>
-      </w:pPr>
-      <w:rPr>
-        <w:rFonts w:hint="eastAsia"/>
-      </w:rPr>
-    </w:lvl>
-    <w:lvl w:ilvl="1" w:tplc="04090019" w:tentative="1">
-      <w:start w:val="1"/>
-      <w:numFmt w:val="lowerLetter"/>
-      <w:lvlText w:val="%2)"/>
-      <w:lvlJc w:val="left"/>
-      <w:pPr>
-        <w:tabs>
-          <w:tab w:val="num" w:pos="1320"/>
-        </w:tabs>
-        <w:ind w:left="1320" w:hanging="420"/>
-      </w:pPr>
-    </w:lvl>
-    <w:lvl w:ilvl="2" w:tplc="0409001B" w:tentative="1">
-      <w:start w:val="1"/>
-      <w:numFmt w:val="lowerRoman"/>
-      <w:lvlText w:val="%3."/>
-      <w:lvlJc w:val="right"/>
-      <w:pPr>
-        <w:tabs>
-          <w:tab w:val="num" w:pos="1740"/>
-        </w:tabs>
-        <w:ind w:left="1740" w:hanging="420"/>
-      </w:pPr>
-    </w:lvl>
-    <w:lvl w:ilvl="3" w:tplc="0409000F" w:tentative="1">
-      <w:start w:val="1"/>
-      <w:numFmt w:val="decimal"/>
-      <w:lvlText w:val="%4."/>
-      <w:lvlJc w:val="left"/>
-      <w:pPr>
-        <w:tabs>
-          <w:tab w:val="num" w:pos="2160"/>
-        </w:tabs>
-        <w:ind w:left="2160" w:hanging="420"/>
-      </w:pPr>
-    </w:lvl>
-    <w:lvl w:ilvl="4" w:tplc="04090019" w:tentative="1">
-      <w:start w:val="1"/>
-      <w:numFmt w:val="lowerLetter"/>
-      <w:lvlText w:val="%5)"/>
-      <w:lvlJc w:val="left"/>
-      <w:pPr>
-        <w:tabs>
-          <w:tab w:val="num" w:pos="2580"/>
-        </w:tabs>
-        <w:ind w:left="2580" w:hanging="420"/>
-      </w:pPr>
-    </w:lvl>
-    <w:lvl w:ilvl="5" w:tplc="0409001B" w:tentative="1">
-      <w:start w:val="1"/>
-      <w:numFmt w:val="lowerRoman"/>
-      <w:lvlText w:val="%6."/>
-      <w:lvlJc w:val="right"/>
-      <w:pPr>
-        <w:tabs>
-          <w:tab w:val="num" w:pos="3000"/>
-        </w:tabs>
-        <w:ind w:left="3000" w:hanging="420"/>
-      </w:pPr>
-    </w:lvl>
-    <w:lvl w:ilvl="6" w:tplc="0409000F" w:tentative="1">
-      <w:start w:val="1"/>
-      <w:numFmt w:val="decimal"/>
-      <w:lvlText w:val="%7."/>
-      <w:lvlJc w:val="left"/>
-      <w:pPr>
-        <w:tabs>
-          <w:tab w:val="num" w:pos="3420"/>
-        </w:tabs>
-        <w:ind w:left="3420" w:hanging="420"/>
-      </w:pPr>
-    </w:lvl>
-    <w:lvl w:ilvl="7" w:tplc="04090019" w:tentative="1">
-      <w:start w:val="1"/>
-      <w:numFmt w:val="lowerLetter"/>
-      <w:lvlText w:val="%8)"/>
-      <w:lvlJc w:val="left"/>
-      <w:pPr>
-        <w:tabs>
-          <w:tab w:val="num" w:pos="3840"/>
-        </w:tabs>
-        <w:ind w:left="3840" w:hanging="420"/>
-      </w:pPr>
-    </w:lvl>
-    <w:lvl w:ilvl="8" w:tplc="0409001B" w:tentative="1">
-      <w:start w:val="1"/>
-      <w:numFmt w:val="lowerRoman"/>
-      <w:lvlText w:val="%9."/>
-      <w:lvlJc w:val="right"/>
-      <w:pPr>
-        <w:tabs>
-          <w:tab w:val="num" w:pos="4260"/>
-        </w:tabs>
-        <w:ind w:left="4260" w:hanging="420"/>
       </w:pPr>
     </w:lvl>
   </w:abstractNum>
-  <w:abstractNum w:abstractNumId="2" w15:restartNumberingAfterBreak="0">
-    <w:nsid w:val="1AFD7F59"/>
-    <w:multiLevelType w:val="hybridMultilevel"/>
-    <w:tmpl w:val="D7EC18EC"/>
-    <w:lvl w:ilvl="0" w:tplc="83DAD924">
-      <w:start w:val="1"/>
-      <w:numFmt w:val="bullet"/>
-      <w:lvlText w:val=""/>
-      <w:lvlJc w:val="left"/>
-      <w:pPr>
-        <w:ind w:left="420" w:hanging="420"/>
-      </w:pPr>
-      <w:rPr>
-        <w:rFonts w:ascii="Wingdings" w:hAnsi="Wingdings" w:hint="default"/>
-      </w:rPr>
-    </w:lvl>
-    <w:lvl w:ilvl="1" w:tplc="04090003" w:tentative="1">
-      <w:start w:val="1"/>
-      <w:numFmt w:val="bullet"/>
-      <w:lvlText w:val=""/>
-      <w:lvlJc w:val="left"/>
-      <w:pPr>
-        <w:ind w:left="840" w:hanging="420"/>
-      </w:pPr>
-      <w:rPr>
-        <w:rFonts w:ascii="Wingdings" w:hAnsi="Wingdings" w:hint="default"/>
-      </w:rPr>
-    </w:lvl>
-    <w:lvl w:ilvl="2" w:tplc="04090005" w:tentative="1">
-      <w:start w:val="1"/>
-      <w:numFmt w:val="bullet"/>
-      <w:lvlText w:val=""/>
-      <w:lvlJc w:val="left"/>
-      <w:pPr>
-        <w:ind w:left="1260" w:hanging="420"/>
-      </w:pPr>
-      <w:rPr>
-        <w:rFonts w:ascii="Wingdings" w:hAnsi="Wingdings" w:hint="default"/>
-      </w:rPr>
-    </w:lvl>
-    <w:lvl w:ilvl="3" w:tplc="04090001" w:tentative="1">
-      <w:start w:val="1"/>
-      <w:numFmt w:val="bullet"/>
-      <w:lvlText w:val=""/>
-      <w:lvlJc w:val="left"/>
-      <w:pPr>
-        <w:ind w:left="1680" w:hanging="420"/>
-      </w:pPr>
-      <w:rPr>
-        <w:rFonts w:ascii="Wingdings" w:hAnsi="Wingdings" w:hint="default"/>
-      </w:rPr>
-    </w:lvl>
-    <w:lvl w:ilvl="4" w:tplc="04090003" w:tentative="1">
-      <w:start w:val="1"/>
-      <w:numFmt w:val="bullet"/>
-      <w:lvlText w:val=""/>
-      <w:lvlJc w:val="left"/>
-      <w:pPr>
-        <w:ind w:left="2100" w:hanging="420"/>
-      </w:pPr>
-      <w:rPr>
-        <w:rFonts w:ascii="Wingdings" w:hAnsi="Wingdings" w:hint="default"/>
-      </w:rPr>
-    </w:lvl>
-    <w:lvl w:ilvl="5" w:tplc="04090005" w:tentative="1">
-      <w:start w:val="1"/>
-      <w:numFmt w:val="bullet"/>
-      <w:lvlText w:val=""/>
-      <w:lvlJc w:val="left"/>
-      <w:pPr>
-        <w:ind w:left="2520" w:hanging="420"/>
-      </w:pPr>
-      <w:rPr>
-        <w:rFonts w:ascii="Wingdings" w:hAnsi="Wingdings" w:hint="default"/>
-      </w:rPr>
-    </w:lvl>
-    <w:lvl w:ilvl="6" w:tplc="04090001" w:tentative="1">
-      <w:start w:val="1"/>
-      <w:numFmt w:val="bullet"/>
-      <w:lvlText w:val=""/>
-      <w:lvlJc w:val="left"/>
-      <w:pPr>
-        <w:ind w:left="2940" w:hanging="420"/>
-      </w:pPr>
-      <w:rPr>
-        <w:rFonts w:ascii="Wingdings" w:hAnsi="Wingdings" w:hint="default"/>
-      </w:rPr>
-    </w:lvl>
-    <w:lvl w:ilvl="7" w:tplc="04090003" w:tentative="1">
-      <w:start w:val="1"/>
-      <w:numFmt w:val="bullet"/>
-      <w:lvlText w:val=""/>
-      <w:lvlJc w:val="left"/>
-      <w:pPr>
-        <w:ind w:left="3360" w:hanging="420"/>
-      </w:pPr>
-      <w:rPr>
-        <w:rFonts w:ascii="Wingdings" w:hAnsi="Wingdings" w:hint="default"/>
-      </w:rPr>
-    </w:lvl>
-    <w:lvl w:ilvl="8" w:tplc="04090005" w:tentative="1">
-      <w:start w:val="1"/>
-      <w:numFmt w:val="bullet"/>
-      <w:lvlText w:val=""/>
-      <w:lvlJc w:val="left"/>
-      <w:pPr>
-        <w:ind w:left="3780" w:hanging="420"/>
-      </w:pPr>
-      <w:rPr>
-        <w:rFonts w:ascii="Wingdings" w:hAnsi="Wingdings" w:hint="default"/>
-      </w:rPr>
-    </w:lvl>
-  </w:abstractNum>
-  <w:abstractNum w:abstractNumId="3" w15:restartNumberingAfterBreak="0">
-    <w:nsid w:val="7D3C2C4C"/>
-    <w:multiLevelType w:val="hybridMultilevel"/>
-    <w:tmpl w:val="9822DCFE"/>
-    <w:lvl w:ilvl="0" w:tplc="83DAD924">
-      <w:start w:val="1"/>
-      <w:numFmt w:val="bullet"/>
-      <w:lvlText w:val=""/>
-      <w:lvlJc w:val="left"/>
-      <w:pPr>
-        <w:ind w:left="420" w:hanging="420"/>
-      </w:pPr>
-      <w:rPr>
-        <w:rFonts w:ascii="Wingdings" w:hAnsi="Wingdings" w:hint="default"/>
-      </w:rPr>
-    </w:lvl>
-    <w:lvl w:ilvl="1" w:tplc="04090003" w:tentative="1">
-      <w:start w:val="1"/>
-      <w:numFmt w:val="bullet"/>
-      <w:lvlText w:val=""/>
-      <w:lvlJc w:val="left"/>
-      <w:pPr>
-        <w:ind w:left="840" w:hanging="420"/>
-      </w:pPr>
-      <w:rPr>
-        <w:rFonts w:ascii="Wingdings" w:hAnsi="Wingdings" w:hint="default"/>
-      </w:rPr>
-    </w:lvl>
-    <w:lvl w:ilvl="2" w:tplc="04090005" w:tentative="1">
-      <w:start w:val="1"/>
-      <w:numFmt w:val="bullet"/>
-      <w:lvlText w:val=""/>
-      <w:lvlJc w:val="left"/>
-      <w:pPr>
-        <w:ind w:left="1260" w:hanging="420"/>
-      </w:pPr>
-      <w:rPr>
-        <w:rFonts w:ascii="Wingdings" w:hAnsi="Wingdings" w:hint="default"/>
-      </w:rPr>
-    </w:lvl>
-    <w:lvl w:ilvl="3" w:tplc="04090001" w:tentative="1">
-      <w:start w:val="1"/>
-      <w:numFmt w:val="bullet"/>
-      <w:lvlText w:val=""/>
-      <w:lvlJc w:val="left"/>
-      <w:pPr>
-        <w:ind w:left="1680" w:hanging="420"/>
-      </w:pPr>
-      <w:rPr>
-        <w:rFonts w:ascii="Wingdings" w:hAnsi="Wingdings" w:hint="default"/>
-      </w:rPr>
-    </w:lvl>
-    <w:lvl w:ilvl="4" w:tplc="04090003" w:tentative="1">
-      <w:start w:val="1"/>
-      <w:numFmt w:val="bullet"/>
-      <w:lvlText w:val=""/>
-      <w:lvlJc w:val="left"/>
-      <w:pPr>
-        <w:ind w:left="2100" w:hanging="420"/>
-      </w:pPr>
-      <w:rPr>
-        <w:rFonts w:ascii="Wingdings" w:hAnsi="Wingdings" w:hint="default"/>
-      </w:rPr>
-    </w:lvl>
-    <w:lvl w:ilvl="5" w:tplc="04090005" w:tentative="1">
-      <w:start w:val="1"/>
-      <w:numFmt w:val="bullet"/>
-      <w:lvlText w:val=""/>
-      <w:lvlJc w:val="left"/>
-      <w:pPr>
-        <w:ind w:left="2520" w:hanging="420"/>
-      </w:pPr>
-      <w:rPr>
-        <w:rFonts w:ascii="Wingdings" w:hAnsi="Wingdings" w:hint="default"/>
-      </w:rPr>
-    </w:lvl>
-    <w:lvl w:ilvl="6" w:tplc="04090001" w:tentative="1">
-      <w:start w:val="1"/>
-      <w:numFmt w:val="bullet"/>
-      <w:lvlText w:val=""/>
-      <w:lvlJc w:val="left"/>
-      <w:pPr>
-        <w:ind w:left="2940" w:hanging="420"/>
-      </w:pPr>
-      <w:rPr>
-        <w:rFonts w:ascii="Wingdings" w:hAnsi="Wingdings" w:hint="default"/>
-      </w:rPr>
-    </w:lvl>
-    <w:lvl w:ilvl="7" w:tplc="04090003" w:tentative="1">
-      <w:start w:val="1"/>
-      <w:numFmt w:val="bullet"/>
-      <w:lvlText w:val=""/>
-      <w:lvlJc w:val="left"/>
-      <w:pPr>
-        <w:ind w:left="3360" w:hanging="420"/>
-      </w:pPr>
-      <w:rPr>
-        <w:rFonts w:ascii="Wingdings" w:hAnsi="Wingdings" w:hint="default"/>
-      </w:rPr>
-    </w:lvl>
-    <w:lvl w:ilvl="8" w:tplc="04090005" w:tentative="1">
-      <w:start w:val="1"/>
-      <w:numFmt w:val="bullet"/>
-      <w:lvlText w:val=""/>
-      <w:lvlJc w:val="left"/>
-      <w:pPr>
-        <w:ind w:left="3780" w:hanging="420"/>
-      </w:pPr>
-      <w:rPr>
-        <w:rFonts w:ascii="Wingdings" w:hAnsi="Wingdings" w:hint="default"/>
-      </w:rPr>
-    </w:lvl>
-  </w:abstractNum>
   <w:num w:numId="1">
-    <w:abstractNumId w:val="3"/>
+    <w:abstractNumId w:val="0"/>
   </w:num>
   <w:num w:numId="2">
-    <w:abstractNumId w:val="0"/>
+    <w:abstractNumId w:val="1"/>
   </w:num>
   <w:num w:numId="3">
     <w:abstractNumId w:val="2"/>
-  </w:num>
-  <w:num w:numId="4">
-    <w:abstractNumId w:val="1"/>
   </w:num>
 </w:numbering>
 </file>
 
 <file path=word/styles.xml><?xml version="1.0" encoding="utf-8"?>
-<w:styles xmlns:mc="http://schemas.openxmlformats.org/markup-compatibility/2006" xmlns:r="http://schemas.openxmlformats.org/officeDocument/2006/relationships" xmlns:w="http://schemas.openxmlformats.org/wordprocessingml/2006/main" xmlns:w14="http://schemas.microsoft.com/office/word/2010/wordml" xmlns:w15="http://schemas.microsoft.com/office/word/2012/wordml" xmlns:w16se="http://schemas.microsoft.com/office/word/2015/wordml/symex" mc:Ignorable="w14 w15 w16se">
+<w:styles xmlns:mc="http://schemas.openxmlformats.org/markup-compatibility/2006" xmlns:r="http://schemas.openxmlformats.org/officeDocument/2006/relationships" xmlns:w="http://schemas.openxmlformats.org/wordprocessingml/2006/main" xmlns:w14="http://schemas.microsoft.com/office/word/2010/wordml" xmlns:w15="http://schemas.microsoft.com/office/word/2012/wordml" mc:Ignorable="w14 w15">
   <w:docDefaults>
     <w:rPrDefault>
       <w:rPr>
-        <w:rFonts w:asciiTheme="minorHAnsi" w:eastAsiaTheme="minorEastAsia" w:hAnsiTheme="minorHAnsi" w:cstheme="minorBidi"/>
-        <w:kern w:val="2"/>
-        <w:sz w:val="21"/>
-        <w:szCs w:val="22"/>
+        <w:rFonts w:ascii="Times New Roman" w:eastAsia="宋体" w:hAnsi="Times New Roman" w:cs="Times New Roman"/>
         <w:lang w:val="en-US" w:eastAsia="zh-CN" w:bidi="ar-SA"/>
       </w:rPr>
     </w:rPrDefault>
     <w:pPrDefault/>
   </w:docDefaults>
-  <w:latentStyles w:defLockedState="0" w:defUIPriority="99" w:defSemiHidden="0" w:defUnhideWhenUsed="0" w:defQFormat="0" w:count="371">
+  <w:latentStyles w:defLockedState="0" w:defUIPriority="99" w:defSemiHidden="0" w:defUnhideWhenUsed="0" w:defQFormat="0" w:count="382">
     <w:lsdException w:name="Normal" w:uiPriority="0" w:qFormat="1"/>
     <w:lsdException w:name="heading 1" w:uiPriority="9" w:qFormat="1"/>
     <w:lsdException w:name="heading 2" w:semiHidden="1" w:uiPriority="9" w:unhideWhenUsed="1" w:qFormat="1"/>
@@ -1878,7 +3284,7 @@
     <w:lsdException w:name="index 7" w:semiHidden="1" w:unhideWhenUsed="1"/>
     <w:lsdException w:name="index 8" w:semiHidden="1" w:unhideWhenUsed="1"/>
     <w:lsdException w:name="index 9" w:semiHidden="1" w:unhideWhenUsed="1"/>
-    <w:lsdException w:name="toc 1" w:semiHidden="1" w:uiPriority="0" w:unhideWhenUsed="1"/>
+    <w:lsdException w:name="toc 1" w:semiHidden="1" w:uiPriority="39" w:unhideWhenUsed="1"/>
     <w:lsdException w:name="toc 2" w:semiHidden="1" w:uiPriority="39" w:unhideWhenUsed="1"/>
     <w:lsdException w:name="toc 3" w:semiHidden="1" w:uiPriority="39" w:unhideWhenUsed="1"/>
     <w:lsdException w:name="toc 4" w:semiHidden="1" w:uiPriority="39" w:unhideWhenUsed="1"/>
@@ -1890,8 +3296,8 @@
     <w:lsdException w:name="Normal Indent" w:semiHidden="1" w:unhideWhenUsed="1"/>
     <w:lsdException w:name="footnote text" w:semiHidden="1" w:unhideWhenUsed="1"/>
     <w:lsdException w:name="annotation text" w:semiHidden="1" w:unhideWhenUsed="1"/>
-    <w:lsdException w:name="header" w:semiHidden="1" w:unhideWhenUsed="1"/>
-    <w:lsdException w:name="footer" w:semiHidden="1" w:unhideWhenUsed="1"/>
+    <w:lsdException w:name="header" w:unhideWhenUsed="1" w:qFormat="1"/>
+    <w:lsdException w:name="footer" w:unhideWhenUsed="1" w:qFormat="1"/>
     <w:lsdException w:name="index heading" w:semiHidden="1" w:unhideWhenUsed="1"/>
     <w:lsdException w:name="caption" w:semiHidden="1" w:uiPriority="35" w:unhideWhenUsed="1" w:qFormat="1"/>
     <w:lsdException w:name="table of figures" w:semiHidden="1" w:unhideWhenUsed="1"/>
@@ -1924,7 +3330,7 @@
     <w:lsdException w:name="Title" w:uiPriority="10" w:qFormat="1"/>
     <w:lsdException w:name="Closing" w:semiHidden="1" w:unhideWhenUsed="1"/>
     <w:lsdException w:name="Signature" w:semiHidden="1" w:unhideWhenUsed="1"/>
-    <w:lsdException w:name="Default Paragraph Font" w:semiHidden="1" w:uiPriority="1" w:unhideWhenUsed="1"/>
+    <w:lsdException w:name="Default Paragraph Font" w:semiHidden="1" w:uiPriority="1" w:unhideWhenUsed="1" w:qFormat="1"/>
     <w:lsdException w:name="Body Text" w:semiHidden="1" w:unhideWhenUsed="1"/>
     <w:lsdException w:name="Body Text Indent" w:semiHidden="1" w:unhideWhenUsed="1"/>
     <w:lsdException w:name="List Continue" w:semiHidden="1" w:unhideWhenUsed="1"/>
@@ -1964,7 +3370,7 @@
     <w:lsdException w:name="HTML Sample" w:semiHidden="1" w:unhideWhenUsed="1"/>
     <w:lsdException w:name="HTML Typewriter" w:semiHidden="1" w:unhideWhenUsed="1"/>
     <w:lsdException w:name="HTML Variable" w:semiHidden="1" w:unhideWhenUsed="1"/>
-    <w:lsdException w:name="Normal Table" w:semiHidden="1" w:unhideWhenUsed="1"/>
+    <w:lsdException w:name="Normal Table" w:semiHidden="1" w:unhideWhenUsed="1" w:qFormat="1"/>
     <w:lsdException w:name="annotation subject" w:semiHidden="1" w:unhideWhenUsed="1"/>
     <w:lsdException w:name="No List" w:semiHidden="1" w:unhideWhenUsed="1"/>
     <w:lsdException w:name="Outline List 1" w:semiHidden="1" w:unhideWhenUsed="1"/>
@@ -2013,10 +3419,18 @@
     <w:lsdException w:name="Table Web 2" w:semiHidden="1" w:unhideWhenUsed="1"/>
     <w:lsdException w:name="Table Web 3" w:semiHidden="1" w:unhideWhenUsed="1"/>
     <w:lsdException w:name="Balloon Text" w:semiHidden="1" w:unhideWhenUsed="1"/>
-    <w:lsdException w:name="Table Grid" w:uiPriority="59"/>
+    <w:lsdException w:name="Table Grid" w:uiPriority="39"/>
     <w:lsdException w:name="Table Theme" w:semiHidden="1" w:unhideWhenUsed="1"/>
+    <w:lsdException w:name="Note Level 1" w:semiHidden="1" w:unhideWhenUsed="1"/>
+    <w:lsdException w:name="Note Level 2" w:semiHidden="1" w:unhideWhenUsed="1"/>
+    <w:lsdException w:name="Note Level 3" w:semiHidden="1" w:unhideWhenUsed="1"/>
+    <w:lsdException w:name="Note Level 4" w:semiHidden="1" w:unhideWhenUsed="1"/>
+    <w:lsdException w:name="Note Level 5" w:semiHidden="1" w:unhideWhenUsed="1"/>
+    <w:lsdException w:name="Note Level 6" w:semiHidden="1" w:unhideWhenUsed="1"/>
+    <w:lsdException w:name="Note Level 7" w:semiHidden="1" w:unhideWhenUsed="1"/>
+    <w:lsdException w:name="Note Level 8" w:semiHidden="1" w:unhideWhenUsed="1"/>
+    <w:lsdException w:name="Note Level 9" w:semiHidden="1" w:unhideWhenUsed="1"/>
     <w:lsdException w:name="Placeholder Text" w:semiHidden="1"/>
-    <w:lsdException w:name="No Spacing" w:uiPriority="1" w:qFormat="1"/>
     <w:lsdException w:name="Light Shading" w:uiPriority="60"/>
     <w:lsdException w:name="Light List" w:uiPriority="61"/>
     <w:lsdException w:name="Light Grid" w:uiPriority="62"/>
@@ -2038,9 +3452,6 @@
     <w:lsdException w:name="Medium Shading 2 Accent 1" w:uiPriority="64"/>
     <w:lsdException w:name="Medium List 1 Accent 1" w:uiPriority="65"/>
     <w:lsdException w:name="Revision" w:semiHidden="1"/>
-    <w:lsdException w:name="List Paragraph" w:uiPriority="34" w:qFormat="1"/>
-    <w:lsdException w:name="Quote" w:uiPriority="29" w:qFormat="1"/>
-    <w:lsdException w:name="Intense Quote" w:uiPriority="30" w:qFormat="1"/>
     <w:lsdException w:name="Medium List 2 Accent 1" w:uiPriority="66"/>
     <w:lsdException w:name="Medium Grid 1 Accent 1" w:uiPriority="67"/>
     <w:lsdException w:name="Medium Grid 2 Accent 1" w:uiPriority="68"/>
@@ -2230,17 +3641,19 @@
     <w:lsdException w:name="List Table 5 Dark Accent 6" w:uiPriority="50"/>
     <w:lsdException w:name="List Table 6 Colorful Accent 6" w:uiPriority="51"/>
     <w:lsdException w:name="List Table 7 Colorful Accent 6" w:uiPriority="52"/>
+    <w:lsdException w:name="Mention" w:semiHidden="1" w:unhideWhenUsed="1"/>
+    <w:lsdException w:name="Smart Hyperlink" w:semiHidden="1" w:unhideWhenUsed="1"/>
   </w:latentStyles>
   <w:style w:type="paragraph" w:default="1" w:styleId="a">
     <w:name w:val="Normal"/>
     <w:qFormat/>
-    <w:rsid w:val="00A6795B"/>
     <w:pPr>
       <w:widowControl w:val="0"/>
       <w:jc w:val="both"/>
     </w:pPr>
     <w:rPr>
-      <w:rFonts w:ascii="Times New Roman" w:eastAsia="宋体" w:hAnsi="Times New Roman" w:cs="Times New Roman"/>
+      <w:kern w:val="2"/>
+      <w:sz w:val="21"/>
       <w:szCs w:val="24"/>
     </w:rPr>
   </w:style>
@@ -2272,39 +3685,85 @@
     <w:unhideWhenUsed/>
   </w:style>
   <w:style w:type="paragraph" w:styleId="a3">
-    <w:name w:val="List Paragraph"/>
+    <w:name w:val="footer"/>
     <w:basedOn w:val="a"/>
-    <w:uiPriority w:val="34"/>
+    <w:link w:val="a4"/>
+    <w:uiPriority w:val="99"/>
+    <w:unhideWhenUsed/>
     <w:qFormat/>
-    <w:rsid w:val="0054758A"/>
     <w:pPr>
-      <w:ind w:firstLineChars="200" w:firstLine="420"/>
-    </w:pPr>
-  </w:style>
-  <w:style w:type="paragraph" w:styleId="1">
-    <w:name w:val="toc 1"/>
-    <w:basedOn w:val="a"/>
-    <w:next w:val="a"/>
-    <w:autoRedefine/>
-    <w:semiHidden/>
-    <w:rsid w:val="0005159D"/>
-    <w:pPr>
-      <w:spacing w:before="120" w:after="120"/>
+      <w:tabs>
+        <w:tab w:val="center" w:pos="4153"/>
+        <w:tab w:val="right" w:pos="8306"/>
+      </w:tabs>
+      <w:snapToGrid w:val="0"/>
       <w:jc w:val="left"/>
     </w:pPr>
     <w:rPr>
-      <w:b/>
-      <w:bCs/>
-      <w:caps/>
-      <w:sz w:val="20"/>
-      <w:szCs w:val="20"/>
+      <w:rFonts w:asciiTheme="minorHAnsi" w:eastAsiaTheme="minorEastAsia" w:hAnsiTheme="minorHAnsi" w:cstheme="minorBidi"/>
+      <w:sz w:val="18"/>
+      <w:szCs w:val="18"/>
+    </w:rPr>
+  </w:style>
+  <w:style w:type="paragraph" w:styleId="a5">
+    <w:name w:val="header"/>
+    <w:basedOn w:val="a"/>
+    <w:link w:val="a6"/>
+    <w:uiPriority w:val="99"/>
+    <w:unhideWhenUsed/>
+    <w:qFormat/>
+    <w:pPr>
+      <w:tabs>
+        <w:tab w:val="center" w:pos="4153"/>
+        <w:tab w:val="right" w:pos="8306"/>
+      </w:tabs>
+      <w:snapToGrid w:val="0"/>
+      <w:jc w:val="center"/>
+    </w:pPr>
+    <w:rPr>
+      <w:rFonts w:asciiTheme="minorHAnsi" w:eastAsiaTheme="minorEastAsia" w:hAnsiTheme="minorHAnsi" w:cstheme="minorBidi"/>
+      <w:sz w:val="18"/>
+      <w:szCs w:val="18"/>
+    </w:rPr>
+  </w:style>
+  <w:style w:type="character" w:customStyle="1" w:styleId="a6">
+    <w:name w:val="页眉字符"/>
+    <w:basedOn w:val="a0"/>
+    <w:link w:val="a5"/>
+    <w:uiPriority w:val="99"/>
+    <w:qFormat/>
+    <w:rPr>
+      <w:sz w:val="18"/>
+      <w:szCs w:val="18"/>
+    </w:rPr>
+  </w:style>
+  <w:style w:type="character" w:customStyle="1" w:styleId="a4">
+    <w:name w:val="页脚字符"/>
+    <w:basedOn w:val="a0"/>
+    <w:link w:val="a3"/>
+    <w:uiPriority w:val="99"/>
+    <w:qFormat/>
+    <w:rPr>
+      <w:sz w:val="18"/>
+      <w:szCs w:val="18"/>
+    </w:rPr>
+  </w:style>
+  <w:style w:type="character" w:styleId="a7">
+    <w:name w:val="Hyperlink"/>
+    <w:basedOn w:val="a0"/>
+    <w:uiPriority w:val="99"/>
+    <w:unhideWhenUsed/>
+    <w:rsid w:val="008D0155"/>
+    <w:rPr>
+      <w:color w:val="0563C1" w:themeColor="hyperlink"/>
+      <w:u w:val="single"/>
     </w:rPr>
   </w:style>
 </w:styles>
 </file>
 
 <file path=word/theme/theme1.xml><?xml version="1.0" encoding="utf-8"?>
-<a:theme xmlns:a="http://schemas.openxmlformats.org/drawingml/2006/main" name="Office 主题">
+<a:theme xmlns:a="http://schemas.openxmlformats.org/drawingml/2006/main" name="Office 主题​​">
   <a:themeElements>
     <a:clrScheme name="Office">
       <a:dk1>
@@ -2314,44 +3773,44 @@
         <a:sysClr val="window" lastClr="FFFFFF"/>
       </a:lt1>
       <a:dk2>
-        <a:srgbClr val="1F497D"/>
+        <a:srgbClr val="44546A"/>
       </a:dk2>
       <a:lt2>
-        <a:srgbClr val="EEECE1"/>
+        <a:srgbClr val="E7E6E6"/>
       </a:lt2>
       <a:accent1>
-        <a:srgbClr val="4F81BD"/>
+        <a:srgbClr val="4472C4"/>
       </a:accent1>
       <a:accent2>
-        <a:srgbClr val="C0504D"/>
+        <a:srgbClr val="ED7D31"/>
       </a:accent2>
       <a:accent3>
-        <a:srgbClr val="9BBB59"/>
+        <a:srgbClr val="A5A5A5"/>
       </a:accent3>
       <a:accent4>
-        <a:srgbClr val="8064A2"/>
+        <a:srgbClr val="FFC000"/>
       </a:accent4>
       <a:accent5>
-        <a:srgbClr val="4BACC6"/>
+        <a:srgbClr val="5B9BD5"/>
       </a:accent5>
       <a:accent6>
-        <a:srgbClr val="F79646"/>
+        <a:srgbClr val="70AD47"/>
       </a:accent6>
       <a:hlink>
-        <a:srgbClr val="0000FF"/>
+        <a:srgbClr val="0563C1"/>
       </a:hlink>
       <a:folHlink>
-        <a:srgbClr val="800080"/>
+        <a:srgbClr val="954F72"/>
       </a:folHlink>
     </a:clrScheme>
     <a:fontScheme name="Office">
       <a:majorFont>
-        <a:latin typeface="Cambria"/>
+        <a:latin typeface="等线 Light"/>
         <a:ea typeface=""/>
         <a:cs typeface=""/>
-        <a:font script="Jpan" typeface="ＭＳ ゴシック"/>
+        <a:font script="Jpan" typeface="游ゴシック Light"/>
         <a:font script="Hang" typeface="맑은 고딕"/>
-        <a:font script="Hans" typeface="宋体"/>
+        <a:font script="Hans" typeface="等线 Light"/>
         <a:font script="Hant" typeface="新細明體"/>
         <a:font script="Arab" typeface="Times New Roman"/>
         <a:font script="Hebr" typeface="Times New Roman"/>
@@ -2378,14 +3837,15 @@
         <a:font script="Mong" typeface="Mongolian Baiti"/>
         <a:font script="Viet" typeface="Times New Roman"/>
         <a:font script="Uigh" typeface="Microsoft Uighur"/>
+        <a:font script="Geor" typeface="Sylfaen"/>
       </a:majorFont>
       <a:minorFont>
-        <a:latin typeface="Calibri"/>
+        <a:latin typeface="等线"/>
         <a:ea typeface=""/>
         <a:cs typeface=""/>
-        <a:font script="Jpan" typeface="ＭＳ 明朝"/>
+        <a:font script="Jpan" typeface="游明朝"/>
         <a:font script="Hang" typeface="맑은 고딕"/>
-        <a:font script="Hans" typeface="宋体"/>
+        <a:font script="Hans" typeface="等线"/>
         <a:font script="Hant" typeface="新細明體"/>
         <a:font script="Arab" typeface="Arial"/>
         <a:font script="Hebr" typeface="Arial"/>
@@ -2412,6 +3872,7 @@
         <a:font script="Mong" typeface="Mongolian Baiti"/>
         <a:font script="Viet" typeface="Arial"/>
         <a:font script="Uigh" typeface="Microsoft Uighur"/>
+        <a:font script="Geor" typeface="Sylfaen"/>
       </a:minorFont>
     </a:fontScheme>
     <a:fmtScheme name="Office">
@@ -2423,160 +3884,131 @@
           <a:gsLst>
             <a:gs pos="0">
               <a:schemeClr val="phClr">
-                <a:tint val="50000"/>
-                <a:satMod val="300000"/>
+                <a:lumMod val="110000"/>
+                <a:satMod val="105000"/>
+                <a:tint val="67000"/>
               </a:schemeClr>
             </a:gs>
-            <a:gs pos="35000">
+            <a:gs pos="50000">
               <a:schemeClr val="phClr">
-                <a:tint val="37000"/>
-                <a:satMod val="300000"/>
+                <a:lumMod val="105000"/>
+                <a:satMod val="103000"/>
+                <a:tint val="73000"/>
               </a:schemeClr>
             </a:gs>
             <a:gs pos="100000">
               <a:schemeClr val="phClr">
-                <a:tint val="15000"/>
-                <a:satMod val="350000"/>
+                <a:lumMod val="105000"/>
+                <a:satMod val="109000"/>
+                <a:tint val="81000"/>
               </a:schemeClr>
             </a:gs>
           </a:gsLst>
-          <a:lin ang="16200000" scaled="1"/>
+          <a:lin ang="5400000" scaled="0"/>
         </a:gradFill>
         <a:gradFill rotWithShape="1">
           <a:gsLst>
             <a:gs pos="0">
               <a:schemeClr val="phClr">
-                <a:shade val="51000"/>
-                <a:satMod val="130000"/>
+                <a:satMod val="103000"/>
+                <a:lumMod val="102000"/>
+                <a:tint val="94000"/>
               </a:schemeClr>
             </a:gs>
-            <a:gs pos="80000">
+            <a:gs pos="50000">
               <a:schemeClr val="phClr">
-                <a:shade val="93000"/>
-                <a:satMod val="130000"/>
+                <a:satMod val="110000"/>
+                <a:lumMod val="100000"/>
+                <a:shade val="100000"/>
               </a:schemeClr>
             </a:gs>
             <a:gs pos="100000">
               <a:schemeClr val="phClr">
-                <a:shade val="94000"/>
-                <a:satMod val="135000"/>
+                <a:lumMod val="99000"/>
+                <a:satMod val="120000"/>
+                <a:shade val="78000"/>
               </a:schemeClr>
             </a:gs>
           </a:gsLst>
-          <a:lin ang="16200000" scaled="0"/>
+          <a:lin ang="5400000" scaled="0"/>
         </a:gradFill>
       </a:fillStyleLst>
       <a:lnStyleLst>
-        <a:ln w="9525" cap="flat" cmpd="sng" algn="ctr">
-          <a:solidFill>
-            <a:schemeClr val="phClr">
-              <a:shade val="95000"/>
-              <a:satMod val="105000"/>
-            </a:schemeClr>
-          </a:solidFill>
-          <a:prstDash val="solid"/>
-        </a:ln>
-        <a:ln w="25400" cap="flat" cmpd="sng" algn="ctr">
+        <a:ln w="6350" cap="flat" cmpd="sng" algn="ctr">
           <a:solidFill>
             <a:schemeClr val="phClr"/>
           </a:solidFill>
           <a:prstDash val="solid"/>
+          <a:miter lim="800000"/>
         </a:ln>
-        <a:ln w="38100" cap="flat" cmpd="sng" algn="ctr">
+        <a:ln w="12700" cap="flat" cmpd="sng" algn="ctr">
           <a:solidFill>
             <a:schemeClr val="phClr"/>
           </a:solidFill>
           <a:prstDash val="solid"/>
+          <a:miter lim="800000"/>
+        </a:ln>
+        <a:ln w="19050" cap="flat" cmpd="sng" algn="ctr">
+          <a:solidFill>
+            <a:schemeClr val="phClr"/>
+          </a:solidFill>
+          <a:prstDash val="solid"/>
+          <a:miter lim="800000"/>
         </a:ln>
       </a:lnStyleLst>
       <a:effectStyleLst>
         <a:effectStyle>
+          <a:effectLst/>
+        </a:effectStyle>
+        <a:effectStyle>
+          <a:effectLst/>
+        </a:effectStyle>
+        <a:effectStyle>
           <a:effectLst>
-            <a:outerShdw blurRad="40000" dist="20000" dir="5400000" rotWithShape="0">
+            <a:outerShdw blurRad="57150" dist="19050" dir="5400000" algn="ctr" rotWithShape="0">
               <a:srgbClr val="000000">
-                <a:alpha val="38000"/>
+                <a:alpha val="63000"/>
               </a:srgbClr>
             </a:outerShdw>
           </a:effectLst>
-        </a:effectStyle>
-        <a:effectStyle>
-          <a:effectLst>
-            <a:outerShdw blurRad="40000" dist="23000" dir="5400000" rotWithShape="0">
-              <a:srgbClr val="000000">
-                <a:alpha val="35000"/>
-              </a:srgbClr>
-            </a:outerShdw>
-          </a:effectLst>
-        </a:effectStyle>
-        <a:effectStyle>
-          <a:effectLst>
-            <a:outerShdw blurRad="40000" dist="23000" dir="5400000" rotWithShape="0">
-              <a:srgbClr val="000000">
-                <a:alpha val="35000"/>
-              </a:srgbClr>
-            </a:outerShdw>
-          </a:effectLst>
-          <a:scene3d>
-            <a:camera prst="orthographicFront">
-              <a:rot lat="0" lon="0" rev="0"/>
-            </a:camera>
-            <a:lightRig rig="threePt" dir="t">
-              <a:rot lat="0" lon="0" rev="1200000"/>
-            </a:lightRig>
-          </a:scene3d>
-          <a:sp3d>
-            <a:bevelT w="63500" h="25400"/>
-          </a:sp3d>
         </a:effectStyle>
       </a:effectStyleLst>
       <a:bgFillStyleLst>
         <a:solidFill>
           <a:schemeClr val="phClr"/>
         </a:solidFill>
+        <a:solidFill>
+          <a:schemeClr val="phClr">
+            <a:tint val="95000"/>
+            <a:satMod val="170000"/>
+          </a:schemeClr>
+        </a:solidFill>
         <a:gradFill rotWithShape="1">
           <a:gsLst>
             <a:gs pos="0">
               <a:schemeClr val="phClr">
-                <a:tint val="40000"/>
-                <a:satMod val="350000"/>
+                <a:tint val="93000"/>
+                <a:satMod val="150000"/>
+                <a:shade val="98000"/>
+                <a:lumMod val="102000"/>
               </a:schemeClr>
             </a:gs>
-            <a:gs pos="40000">
+            <a:gs pos="50000">
               <a:schemeClr val="phClr">
-                <a:tint val="45000"/>
-                <a:shade val="99000"/>
-                <a:satMod val="350000"/>
+                <a:tint val="98000"/>
+                <a:satMod val="130000"/>
+                <a:shade val="90000"/>
+                <a:lumMod val="103000"/>
               </a:schemeClr>
             </a:gs>
             <a:gs pos="100000">
               <a:schemeClr val="phClr">
-                <a:shade val="20000"/>
-                <a:satMod val="255000"/>
+                <a:shade val="63000"/>
+                <a:satMod val="120000"/>
               </a:schemeClr>
             </a:gs>
           </a:gsLst>
-          <a:path path="circle">
-            <a:fillToRect l="50000" t="-80000" r="50000" b="180000"/>
-          </a:path>
-        </a:gradFill>
-        <a:gradFill rotWithShape="1">
-          <a:gsLst>
-            <a:gs pos="0">
-              <a:schemeClr val="phClr">
-                <a:tint val="80000"/>
-                <a:satMod val="300000"/>
-              </a:schemeClr>
-            </a:gs>
-            <a:gs pos="100000">
-              <a:schemeClr val="phClr">
-                <a:shade val="30000"/>
-                <a:satMod val="200000"/>
-              </a:schemeClr>
-            </a:gs>
-          </a:gsLst>
-          <a:path path="circle">
-            <a:fillToRect l="50000" t="50000" r="50000" b="50000"/>
-          </a:path>
+          <a:lin ang="5400000" scaled="0"/>
         </a:gradFill>
       </a:bgFillStyleLst>
     </a:fmtScheme>
@@ -2584,16 +4016,4 @@
   <a:objectDefaults/>
   <a:extraClrSchemeLst/>
 </a:theme>
-</file>
-
-<file path=customXml/item1.xml><?xml version="1.0" encoding="utf-8"?>
-<b:Sources xmlns:b="http://schemas.openxmlformats.org/officeDocument/2006/bibliography" xmlns="http://schemas.openxmlformats.org/officeDocument/2006/bibliography" SelectedStyle="\APASixthEditionOfficeOnline.xsl" StyleName="APA" Version="6"/>
-</file>
-
-<file path=customXml/itemProps1.xml><?xml version="1.0" encoding="utf-8"?>
-<ds:datastoreItem xmlns:ds="http://schemas.openxmlformats.org/officeDocument/2006/customXml" ds:itemID="{A70097E0-AC0F-4EDC-92A7-1B87187FE25B}">
-  <ds:schemaRefs>
-    <ds:schemaRef ds:uri="http://schemas.openxmlformats.org/officeDocument/2006/bibliography"/>
-  </ds:schemaRefs>
-</ds:datastoreItem>
 </file>